--- a/samples/client_report_latest_en.docx
+++ b/samples/client_report_latest_en.docx
@@ -325,7 +325,7 @@
               <w:jc w:val="start"/>
             </w:pPr>
             <w:r>
-              <w:t>2026-08-26</w:t>
+              <w:t>2026-09-09</w:t>
             </w:r>
           </w:p>
         </w:tc>
@@ -1387,6 +1387,110 @@
     </w:p>
     <w:p>
       <w:pPr>
+        <w:pStyle w:val="ListBullet"/>
+      </w:pPr>
+      <w:r>
+        <w:t>Not yet met: Signing a named, confirmed local distributor in Netherlands — closing this condition requires verify the company's activity and product interest, then agree distribution terms and document the contract.</w:t>
+      </w:r>
+    </w:p>
+    <w:p>
+      <w:pPr>
+        <w:pStyle w:val="ListBullet"/>
+      </w:pPr>
+      <w:r>
+        <w:t>Not yet met: Complete the evidence for cagr and reassess the decision — closing this condition requires Document the required inputs and recalculate before committing to sales.</w:t>
+      </w:r>
+    </w:p>
+    <w:p>
+      <w:pPr>
+        <w:pStyle w:val="ListBullet"/>
+      </w:pPr>
+      <w:r>
+        <w:t>Not yet met: Complete the evidence for income and reassess the decision — closing this condition requires Document the required inputs and recalculate before committing to sales.</w:t>
+      </w:r>
+    </w:p>
+    <w:p>
+      <w:pPr>
+        <w:pStyle w:val="ListBullet"/>
+      </w:pPr>
+      <w:r>
+        <w:t>Not yet met: Complete the evidence for saudi momentum and reassess the decision — closing this condition requires Document the required inputs and recalculate before committing to sales.</w:t>
+      </w:r>
+    </w:p>
+    <w:p>
+      <w:pPr>
+        <w:pStyle w:val="ListBullet"/>
+      </w:pPr>
+      <w:r>
+        <w:t>Not yet met: Complete the evidence for top share and reassess the decision — closing this condition requires Document the required inputs and recalculate before committing to sales.</w:t>
+      </w:r>
+    </w:p>
+    <w:p>
+      <w:pPr>
+        <w:pStyle w:val="ListBullet"/>
+      </w:pPr>
+      <w:r>
+        <w:t>Not yet met: Complete the evidence for named density and reassess the decision — closing this condition requires Document the required inputs and recalculate before committing to sales.</w:t>
+      </w:r>
+    </w:p>
+    <w:p>
+      <w:pPr>
+        <w:pStyle w:val="ListBullet"/>
+      </w:pPr>
+      <w:r>
+        <w:t>Not yet met: Complete the evidence for tariff and reassess the decision — closing this condition requires Document the required inputs and recalculate before committing to sales.</w:t>
+      </w:r>
+    </w:p>
+    <w:p>
+      <w:pPr>
+        <w:pStyle w:val="ListBullet"/>
+      </w:pPr>
+      <w:r>
+        <w:t>Not yet met: Complete the evidence for margin and reassess the decision — closing this condition requires Document the required inputs and recalculate before committing to sales.</w:t>
+      </w:r>
+    </w:p>
+    <w:p>
+      <w:pPr>
+        <w:pStyle w:val="ListBullet"/>
+      </w:pPr>
+      <w:r>
+        <w:t>Not yet met: Complete the evidence for price position and reassess the decision — closing this condition requires Document the required inputs and recalculate before committing to sales.</w:t>
+      </w:r>
+    </w:p>
+    <w:p>
+      <w:pPr>
+        <w:pStyle w:val="ListBullet"/>
+      </w:pPr>
+      <w:r>
+        <w:t>Not yet met: Complete the evidence for political stability and reassess the decision — closing this condition requires Document the required inputs and recalculate before committing to sales.</w:t>
+      </w:r>
+    </w:p>
+    <w:p>
+      <w:pPr>
+        <w:pStyle w:val="ListBullet"/>
+      </w:pPr>
+      <w:r>
+        <w:t>Not yet met: Complete the evidence for regulatory quality and reassess the decision — closing this condition requires Document the required inputs and recalculate before committing to sales.</w:t>
+      </w:r>
+    </w:p>
+    <w:p>
+      <w:pPr>
+        <w:pStyle w:val="ListBullet"/>
+      </w:pPr>
+      <w:r>
+        <w:t>Not yet met: Complete the evidence for logistics and reassess the decision — closing this condition requires Document the required inputs and recalculate before committing to sales.</w:t>
+      </w:r>
+    </w:p>
+    <w:p>
+      <w:pPr>
+        <w:pStyle w:val="ListBullet"/>
+      </w:pPr>
+      <w:r>
+        <w:t>Not yet met: Complete the evidence for fx stability and reassess the decision — closing this condition requires Document the required inputs and recalculate before committing to sales.</w:t>
+      </w:r>
+    </w:p>
+    <w:p>
+      <w:pPr>
         <w:pStyle w:val="Heading1"/>
       </w:pPr>
       <w:r>
@@ -1956,7 +2060,7 @@
               <w:jc w:val="start"/>
             </w:pPr>
             <w:r>
-              <w:t>2026-08-26</w:t>
+              <w:t>2026-09-09</w:t>
             </w:r>
           </w:p>
         </w:tc>

--- a/samples/client_report_latest_en.docx
+++ b/samples/client_report_latest_en.docx
@@ -325,7 +325,7 @@
               <w:jc w:val="start"/>
             </w:pPr>
             <w:r>
-              <w:t>2026-09-09</w:t>
+              <w:t>2026-09-19</w:t>
             </w:r>
           </w:p>
         </w:tc>
@@ -1823,7 +1823,7 @@
               <w:jc w:val="start"/>
             </w:pPr>
             <w:r>
-              <w:t>ejmar.example</w:t>
+              <w:t>https://maps.google/ejmar</w:t>
             </w:r>
           </w:p>
         </w:tc>
@@ -2060,7 +2060,7 @@
               <w:jc w:val="start"/>
             </w:pPr>
             <w:r>
-              <w:t>2026-09-09</w:t>
+              <w:t>2026-09-19</w:t>
             </w:r>
           </w:p>
         </w:tc>

--- a/samples/client_report_latest_en.docx
+++ b/samples/client_report_latest_en.docx
@@ -1489,6 +1489,121 @@
         <w:t>Not yet met: Complete the evidence for fx stability and reassess the decision — closing this condition requires Document the required inputs and recalculate before committing to sales.</w:t>
       </w:r>
     </w:p>
+    <w:tbl>
+      <w:tblPr>
+        <w:tblStyle w:val="TableGrid"/>
+        <w:tblW w:type="auto" w:w="0"/>
+        <w:tblLayout w:type="fixed"/>
+        <w:tblLook w:firstColumn="1" w:firstRow="1" w:lastColumn="0" w:lastRow="0" w:noHBand="0" w:noVBand="1" w:val="04A0"/>
+        <w:tblBorders>
+          <w:top w:val="single" w:sz="4" w:space="0" w:color="BBBBBB"/>
+          <w:left w:val="single" w:sz="4" w:space="0" w:color="BBBBBB"/>
+          <w:bottom w:val="single" w:sz="4" w:space="0" w:color="BBBBBB"/>
+          <w:right w:val="single" w:sz="4" w:space="0" w:color="BBBBBB"/>
+          <w:insideH w:val="single" w:sz="4" w:space="0" w:color="BBBBBB"/>
+          <w:insideV w:val="single" w:sz="4" w:space="0" w:color="BBBBBB"/>
+        </w:tblBorders>
+        <w:bidiVisual/>
+      </w:tblPr>
+      <w:tblGrid>
+        <w:gridCol w:w="4320"/>
+        <w:gridCol w:w="4320"/>
+      </w:tblGrid>
+      <w:tr>
+        <w:tc>
+          <w:tcPr>
+            <w:tcW w:type="dxa" w:w="4680"/>
+            <w:shd w:val="clear" w:fill="166534"/>
+            <w:tcMar>
+              <w:top w:w="100" w:type="dxa"/>
+              <w:bottom w:w="100" w:type="dxa"/>
+              <w:left w:w="120" w:type="dxa"/>
+              <w:right w:w="120" w:type="dxa"/>
+            </w:tcMar>
+          </w:tcPr>
+          <w:p>
+            <w:pPr>
+              <w:bidi/>
+              <w:jc w:val="start"/>
+            </w:pPr>
+            <w:r>
+              <w:rPr>
+                <w:b/>
+                <w:color w:val="FFFFFF"/>
+              </w:rPr>
+              <w:t>What we don't know yet</w:t>
+            </w:r>
+          </w:p>
+        </w:tc>
+        <w:tc>
+          <w:tcPr>
+            <w:tcW w:type="dxa" w:w="4680"/>
+            <w:shd w:val="clear" w:fill="166534"/>
+            <w:tcMar>
+              <w:top w:w="100" w:type="dxa"/>
+              <w:bottom w:w="100" w:type="dxa"/>
+              <w:left w:w="120" w:type="dxa"/>
+              <w:right w:w="120" w:type="dxa"/>
+            </w:tcMar>
+          </w:tcPr>
+          <w:p>
+            <w:pPr>
+              <w:bidi/>
+              <w:jc w:val="start"/>
+            </w:pPr>
+            <w:r>
+              <w:rPr>
+                <w:b/>
+                <w:color w:val="FFFFFF"/>
+              </w:rPr>
+              <w:t>How to find out</w:t>
+            </w:r>
+          </w:p>
+        </w:tc>
+      </w:tr>
+      <w:tr>
+        <w:tc>
+          <w:tcPr>
+            <w:tcW w:type="dxa" w:w="4680"/>
+            <w:tcMar>
+              <w:top w:w="100" w:type="dxa"/>
+              <w:bottom w:w="100" w:type="dxa"/>
+              <w:left w:w="120" w:type="dxa"/>
+              <w:right w:w="120" w:type="dxa"/>
+            </w:tcMar>
+          </w:tcPr>
+          <w:p>
+            <w:pPr>
+              <w:bidi/>
+              <w:jc w:val="start"/>
+            </w:pPr>
+            <w:r>
+              <w:t>entry requirements — supported only by unofficial sources</w:t>
+            </w:r>
+          </w:p>
+        </w:tc>
+        <w:tc>
+          <w:tcPr>
+            <w:tcW w:type="dxa" w:w="4680"/>
+            <w:tcMar>
+              <w:top w:w="100" w:type="dxa"/>
+              <w:bottom w:w="100" w:type="dxa"/>
+              <w:left w:w="120" w:type="dxa"/>
+              <w:right w:w="120" w:type="dxa"/>
+            </w:tcMar>
+          </w:tcPr>
+          <w:p>
+            <w:pPr>
+              <w:bidi/>
+              <w:jc w:val="start"/>
+            </w:pPr>
+            <w:r>
+              <w:t>—</w:t>
+            </w:r>
+          </w:p>
+        </w:tc>
+      </w:tr>
+    </w:tbl>
     <w:p>
       <w:pPr>
         <w:pStyle w:val="Heading1"/>

--- a/samples/client_report_latest_en.docx
+++ b/samples/client_report_latest_en.docx
@@ -325,7 +325,7 @@
               <w:jc w:val="start"/>
             </w:pPr>
             <w:r>
-              <w:t>2026-09-19</w:t>
+              <w:t>2026-09-20</w:t>
             </w:r>
           </w:p>
         </w:tc>
@@ -2175,7 +2175,7 @@
               <w:jc w:val="start"/>
             </w:pPr>
             <w:r>
-              <w:t>2026-09-19</w:t>
+              <w:t>2026-09-20</w:t>
             </w:r>
           </w:p>
         </w:tc>

--- a/samples/client_report_latest_en.docx
+++ b/samples/client_report_latest_en.docx
@@ -1373,6 +1373,62 @@
       </w:r>
     </w:p>
     <w:p>
+      <w:pPr>
+        <w:pStyle w:val="Heading2"/>
+      </w:pPr>
+      <w:r>
+        <w:t>Your decisive questions before deciding</w:t>
+      </w:r>
+    </w:p>
+    <w:p>
+      <w:pPr>
+        <w:pStyle w:val="ListBullet"/>
+      </w:pPr>
+      <w:r>
+        <w:t>How big is this market and is it growing? 38,000,000 USD (UN Comtrade)</w:t>
+      </w:r>
+    </w:p>
+    <w:p>
+      <w:pPr>
+        <w:pStyle w:val="ListBullet"/>
+      </w:pPr>
+      <w:r>
+        <w:t>Who actually competes — producers or re-exporters? not yet known — How to find out: Request certificates of origin for three competing shipments from the importer, or from a paid customs-data service</w:t>
+      </w:r>
+    </w:p>
+    <w:p>
+      <w:pPr>
+        <w:pStyle w:val="ListBullet"/>
+      </w:pPr>
+      <w:r>
+        <w:t>Do I have a real cost advantage? not yet known — How to find out: Compare your actual raw-input price against a quote from a supplier in the competitor's country</w:t>
+      </w:r>
+    </w:p>
+    <w:p>
+      <w:pPr>
+        <w:pStyle w:val="ListBullet"/>
+      </w:pPr>
+      <w:r>
+        <w:t>What is my maximum competitive ex-works price? not yet known — How to find out: Request one quote from a local distributor that states its own margin and the retail margin</w:t>
+      </w:r>
+    </w:p>
+    <w:p>
+      <w:pPr>
+        <w:pStyle w:val="ListBullet"/>
+      </w:pPr>
+      <w:r>
+        <w:t>How much does my price multiply from border to shelf? not yet known — How to find out: Observe the shelf price of three competing products and divide it by the declared import price</w:t>
+      </w:r>
+    </w:p>
+    <w:p>
+      <w:pPr>
+        <w:pStyle w:val="ListBullet"/>
+      </w:pPr>
+      <w:r>
+        <w:t>What differentiates me from what is on the shelf today? not yet known — How to find out: Photograph the category shelf in three stores and read the competitors' labels</w:t>
+      </w:r>
+    </w:p>
+    <w:p>
       <w:r>
         <w:t>The following points are not fully documented in this report. They are what separates the current recommendation from a final decision, and each can be closed by a specific step:</w:t>
       </w:r>

--- a/samples/client_report_latest_en.docx
+++ b/samples/client_report_latest_en.docx
@@ -325,7 +325,7 @@
               <w:jc w:val="start"/>
             </w:pPr>
             <w:r>
-              <w:t>2026-09-20</w:t>
+              <w:t>2026-09-23</w:t>
             </w:r>
           </w:p>
         </w:tc>
@@ -1089,6 +1089,483 @@
       </w:r>
     </w:p>
     <w:p>
+      <w:r>
+        <w:t>Lowest competing shelf price observed in the market: 14.0 € (pricing basis: retail).</w:t>
+      </w:r>
+    </w:p>
+    <w:p>
+      <w:r>
+        <w:t>To match that price after freight, duties and distribution margins, your ex-factory cost must not exceed 15.29 €/kg (under the mid scenario assumptions below).</w:t>
+      </w:r>
+    </w:p>
+    <w:tbl>
+      <w:tblPr>
+        <w:tblStyle w:val="TableGrid"/>
+        <w:tblW w:type="auto" w:w="0"/>
+        <w:tblLayout w:type="fixed"/>
+        <w:tblLook w:firstColumn="1" w:firstRow="1" w:lastColumn="0" w:lastRow="0" w:noHBand="0" w:noVBand="1" w:val="04A0"/>
+        <w:tblBorders>
+          <w:top w:val="single" w:sz="4" w:space="0" w:color="BBBBBB"/>
+          <w:left w:val="single" w:sz="4" w:space="0" w:color="BBBBBB"/>
+          <w:bottom w:val="single" w:sz="4" w:space="0" w:color="BBBBBB"/>
+          <w:right w:val="single" w:sz="4" w:space="0" w:color="BBBBBB"/>
+          <w:insideH w:val="single" w:sz="4" w:space="0" w:color="BBBBBB"/>
+          <w:insideV w:val="single" w:sz="4" w:space="0" w:color="BBBBBB"/>
+        </w:tblBorders>
+        <w:bidiVisual/>
+      </w:tblPr>
+      <w:tblGrid>
+        <w:gridCol w:w="1728"/>
+        <w:gridCol w:w="1728"/>
+        <w:gridCol w:w="1728"/>
+        <w:gridCol w:w="1728"/>
+        <w:gridCol w:w="1728"/>
+      </w:tblGrid>
+      <w:tr>
+        <w:tc>
+          <w:tcPr>
+            <w:tcW w:type="dxa" w:w="1872"/>
+            <w:shd w:val="clear" w:fill="166534"/>
+            <w:tcMar>
+              <w:top w:w="100" w:type="dxa"/>
+              <w:bottom w:w="100" w:type="dxa"/>
+              <w:left w:w="120" w:type="dxa"/>
+              <w:right w:w="120" w:type="dxa"/>
+            </w:tcMar>
+          </w:tcPr>
+          <w:p>
+            <w:pPr>
+              <w:bidi/>
+              <w:jc w:val="start"/>
+            </w:pPr>
+            <w:r>
+              <w:rPr>
+                <w:b/>
+                <w:color w:val="FFFFFF"/>
+              </w:rPr>
+              <w:t>Scenario</w:t>
+            </w:r>
+          </w:p>
+        </w:tc>
+        <w:tc>
+          <w:tcPr>
+            <w:tcW w:type="dxa" w:w="1872"/>
+            <w:shd w:val="clear" w:fill="166534"/>
+            <w:tcMar>
+              <w:top w:w="100" w:type="dxa"/>
+              <w:bottom w:w="100" w:type="dxa"/>
+              <w:left w:w="120" w:type="dxa"/>
+              <w:right w:w="120" w:type="dxa"/>
+            </w:tcMar>
+          </w:tcPr>
+          <w:p>
+            <w:pPr>
+              <w:bidi/>
+              <w:jc w:val="start"/>
+            </w:pPr>
+            <w:r>
+              <w:rPr>
+                <w:b/>
+                <w:color w:val="FFFFFF"/>
+              </w:rPr>
+              <w:t>Freight %</w:t>
+            </w:r>
+          </w:p>
+        </w:tc>
+        <w:tc>
+          <w:tcPr>
+            <w:tcW w:type="dxa" w:w="1872"/>
+            <w:shd w:val="clear" w:fill="166534"/>
+            <w:tcMar>
+              <w:top w:w="100" w:type="dxa"/>
+              <w:bottom w:w="100" w:type="dxa"/>
+              <w:left w:w="120" w:type="dxa"/>
+              <w:right w:w="120" w:type="dxa"/>
+            </w:tcMar>
+          </w:tcPr>
+          <w:p>
+            <w:pPr>
+              <w:bidi/>
+              <w:jc w:val="start"/>
+            </w:pPr>
+            <w:r>
+              <w:rPr>
+                <w:b/>
+                <w:color w:val="FFFFFF"/>
+              </w:rPr>
+              <w:t>Distributor margin %</w:t>
+            </w:r>
+          </w:p>
+        </w:tc>
+        <w:tc>
+          <w:tcPr>
+            <w:tcW w:type="dxa" w:w="1872"/>
+            <w:shd w:val="clear" w:fill="166534"/>
+            <w:tcMar>
+              <w:top w:w="100" w:type="dxa"/>
+              <w:bottom w:w="100" w:type="dxa"/>
+              <w:left w:w="120" w:type="dxa"/>
+              <w:right w:w="120" w:type="dxa"/>
+            </w:tcMar>
+          </w:tcPr>
+          <w:p>
+            <w:pPr>
+              <w:bidi/>
+              <w:jc w:val="start"/>
+            </w:pPr>
+            <w:r>
+              <w:rPr>
+                <w:b/>
+                <w:color w:val="FFFFFF"/>
+              </w:rPr>
+              <w:t>Retail margin %</w:t>
+            </w:r>
+          </w:p>
+        </w:tc>
+        <w:tc>
+          <w:tcPr>
+            <w:tcW w:type="dxa" w:w="1872"/>
+            <w:shd w:val="clear" w:fill="166534"/>
+            <w:tcMar>
+              <w:top w:w="100" w:type="dxa"/>
+              <w:bottom w:w="100" w:type="dxa"/>
+              <w:left w:w="120" w:type="dxa"/>
+              <w:right w:w="120" w:type="dxa"/>
+            </w:tcMar>
+          </w:tcPr>
+          <w:p>
+            <w:pPr>
+              <w:bidi/>
+              <w:jc w:val="start"/>
+            </w:pPr>
+            <w:r>
+              <w:rPr>
+                <w:b/>
+                <w:color w:val="FFFFFF"/>
+              </w:rPr>
+              <w:t>Max ex-factory price (€/kg)</w:t>
+            </w:r>
+          </w:p>
+        </w:tc>
+      </w:tr>
+      <w:tr>
+        <w:tc>
+          <w:tcPr>
+            <w:tcW w:type="dxa" w:w="1872"/>
+            <w:tcMar>
+              <w:top w:w="100" w:type="dxa"/>
+              <w:bottom w:w="100" w:type="dxa"/>
+              <w:left w:w="120" w:type="dxa"/>
+              <w:right w:w="120" w:type="dxa"/>
+            </w:tcMar>
+          </w:tcPr>
+          <w:p>
+            <w:pPr>
+              <w:bidi/>
+              <w:jc w:val="start"/>
+            </w:pPr>
+            <w:r>
+              <w:t>low</w:t>
+            </w:r>
+          </w:p>
+        </w:tc>
+        <w:tc>
+          <w:tcPr>
+            <w:tcW w:type="dxa" w:w="1872"/>
+            <w:tcMar>
+              <w:top w:w="100" w:type="dxa"/>
+              <w:bottom w:w="100" w:type="dxa"/>
+              <w:left w:w="120" w:type="dxa"/>
+              <w:right w:w="120" w:type="dxa"/>
+            </w:tcMar>
+          </w:tcPr>
+          <w:p>
+            <w:pPr>
+              <w:bidi/>
+              <w:jc w:val="start"/>
+            </w:pPr>
+            <w:r>
+              <w:t>5.0</w:t>
+            </w:r>
+          </w:p>
+        </w:tc>
+        <w:tc>
+          <w:tcPr>
+            <w:tcW w:type="dxa" w:w="1872"/>
+            <w:tcMar>
+              <w:top w:w="100" w:type="dxa"/>
+              <w:bottom w:w="100" w:type="dxa"/>
+              <w:left w:w="120" w:type="dxa"/>
+              <w:right w:w="120" w:type="dxa"/>
+            </w:tcMar>
+          </w:tcPr>
+          <w:p>
+            <w:pPr>
+              <w:bidi/>
+              <w:jc w:val="start"/>
+            </w:pPr>
+            <w:r>
+              <w:t>10.0</w:t>
+            </w:r>
+          </w:p>
+        </w:tc>
+        <w:tc>
+          <w:tcPr>
+            <w:tcW w:type="dxa" w:w="1872"/>
+            <w:tcMar>
+              <w:top w:w="100" w:type="dxa"/>
+              <w:bottom w:w="100" w:type="dxa"/>
+              <w:left w:w="120" w:type="dxa"/>
+              <w:right w:w="120" w:type="dxa"/>
+            </w:tcMar>
+          </w:tcPr>
+          <w:p>
+            <w:pPr>
+              <w:bidi/>
+              <w:jc w:val="start"/>
+            </w:pPr>
+            <w:r>
+              <w:t>15.0</w:t>
+            </w:r>
+          </w:p>
+        </w:tc>
+        <w:tc>
+          <w:tcPr>
+            <w:tcW w:type="dxa" w:w="1872"/>
+            <w:tcMar>
+              <w:top w:w="100" w:type="dxa"/>
+              <w:bottom w:w="100" w:type="dxa"/>
+              <w:left w:w="120" w:type="dxa"/>
+              <w:right w:w="120" w:type="dxa"/>
+            </w:tcMar>
+          </w:tcPr>
+          <w:p>
+            <w:pPr>
+              <w:bidi/>
+              <w:jc w:val="start"/>
+            </w:pPr>
+            <w:r>
+              <w:t>19.3398</w:t>
+            </w:r>
+          </w:p>
+        </w:tc>
+      </w:tr>
+      <w:tr>
+        <w:tc>
+          <w:tcPr>
+            <w:tcW w:type="dxa" w:w="1872"/>
+            <w:tcMar>
+              <w:top w:w="100" w:type="dxa"/>
+              <w:bottom w:w="100" w:type="dxa"/>
+              <w:left w:w="120" w:type="dxa"/>
+              <w:right w:w="120" w:type="dxa"/>
+            </w:tcMar>
+            <w:shd w:val="clear" w:fill="F2F7F3"/>
+          </w:tcPr>
+          <w:p>
+            <w:pPr>
+              <w:bidi/>
+              <w:jc w:val="start"/>
+            </w:pPr>
+            <w:r>
+              <w:t>mid</w:t>
+            </w:r>
+          </w:p>
+        </w:tc>
+        <w:tc>
+          <w:tcPr>
+            <w:tcW w:type="dxa" w:w="1872"/>
+            <w:tcMar>
+              <w:top w:w="100" w:type="dxa"/>
+              <w:bottom w:w="100" w:type="dxa"/>
+              <w:left w:w="120" w:type="dxa"/>
+              <w:right w:w="120" w:type="dxa"/>
+            </w:tcMar>
+            <w:shd w:val="clear" w:fill="F2F7F3"/>
+          </w:tcPr>
+          <w:p>
+            <w:pPr>
+              <w:bidi/>
+              <w:jc w:val="start"/>
+            </w:pPr>
+            <w:r>
+              <w:t>12.0</w:t>
+            </w:r>
+          </w:p>
+        </w:tc>
+        <w:tc>
+          <w:tcPr>
+            <w:tcW w:type="dxa" w:w="1872"/>
+            <w:tcMar>
+              <w:top w:w="100" w:type="dxa"/>
+              <w:bottom w:w="100" w:type="dxa"/>
+              <w:left w:w="120" w:type="dxa"/>
+              <w:right w:w="120" w:type="dxa"/>
+            </w:tcMar>
+            <w:shd w:val="clear" w:fill="F2F7F3"/>
+          </w:tcPr>
+          <w:p>
+            <w:pPr>
+              <w:bidi/>
+              <w:jc w:val="start"/>
+            </w:pPr>
+            <w:r>
+              <w:t>20.0</w:t>
+            </w:r>
+          </w:p>
+        </w:tc>
+        <w:tc>
+          <w:tcPr>
+            <w:tcW w:type="dxa" w:w="1872"/>
+            <w:tcMar>
+              <w:top w:w="100" w:type="dxa"/>
+              <w:bottom w:w="100" w:type="dxa"/>
+              <w:left w:w="120" w:type="dxa"/>
+              <w:right w:w="120" w:type="dxa"/>
+            </w:tcMar>
+            <w:shd w:val="clear" w:fill="F2F7F3"/>
+          </w:tcPr>
+          <w:p>
+            <w:pPr>
+              <w:bidi/>
+              <w:jc w:val="start"/>
+            </w:pPr>
+            <w:r>
+              <w:t>25.0</w:t>
+            </w:r>
+          </w:p>
+        </w:tc>
+        <w:tc>
+          <w:tcPr>
+            <w:tcW w:type="dxa" w:w="1872"/>
+            <w:tcMar>
+              <w:top w:w="100" w:type="dxa"/>
+              <w:bottom w:w="100" w:type="dxa"/>
+              <w:left w:w="120" w:type="dxa"/>
+              <w:right w:w="120" w:type="dxa"/>
+            </w:tcMar>
+            <w:shd w:val="clear" w:fill="F2F7F3"/>
+          </w:tcPr>
+          <w:p>
+            <w:pPr>
+              <w:bidi/>
+              <w:jc w:val="start"/>
+            </w:pPr>
+            <w:r>
+              <w:t>15.2905</w:t>
+            </w:r>
+          </w:p>
+        </w:tc>
+      </w:tr>
+      <w:tr>
+        <w:tc>
+          <w:tcPr>
+            <w:tcW w:type="dxa" w:w="1872"/>
+            <w:tcMar>
+              <w:top w:w="100" w:type="dxa"/>
+              <w:bottom w:w="100" w:type="dxa"/>
+              <w:left w:w="120" w:type="dxa"/>
+              <w:right w:w="120" w:type="dxa"/>
+            </w:tcMar>
+          </w:tcPr>
+          <w:p>
+            <w:pPr>
+              <w:bidi/>
+              <w:jc w:val="start"/>
+            </w:pPr>
+            <w:r>
+              <w:t>high</w:t>
+            </w:r>
+          </w:p>
+        </w:tc>
+        <w:tc>
+          <w:tcPr>
+            <w:tcW w:type="dxa" w:w="1872"/>
+            <w:tcMar>
+              <w:top w:w="100" w:type="dxa"/>
+              <w:bottom w:w="100" w:type="dxa"/>
+              <w:left w:w="120" w:type="dxa"/>
+              <w:right w:w="120" w:type="dxa"/>
+            </w:tcMar>
+          </w:tcPr>
+          <w:p>
+            <w:pPr>
+              <w:bidi/>
+              <w:jc w:val="start"/>
+            </w:pPr>
+            <w:r>
+              <w:t>25.0</w:t>
+            </w:r>
+          </w:p>
+        </w:tc>
+        <w:tc>
+          <w:tcPr>
+            <w:tcW w:type="dxa" w:w="1872"/>
+            <w:tcMar>
+              <w:top w:w="100" w:type="dxa"/>
+              <w:bottom w:w="100" w:type="dxa"/>
+              <w:left w:w="120" w:type="dxa"/>
+              <w:right w:w="120" w:type="dxa"/>
+            </w:tcMar>
+          </w:tcPr>
+          <w:p>
+            <w:pPr>
+              <w:bidi/>
+              <w:jc w:val="start"/>
+            </w:pPr>
+            <w:r>
+              <w:t>30.0</w:t>
+            </w:r>
+          </w:p>
+        </w:tc>
+        <w:tc>
+          <w:tcPr>
+            <w:tcW w:type="dxa" w:w="1872"/>
+            <w:tcMar>
+              <w:top w:w="100" w:type="dxa"/>
+              <w:bottom w:w="100" w:type="dxa"/>
+              <w:left w:w="120" w:type="dxa"/>
+              <w:right w:w="120" w:type="dxa"/>
+            </w:tcMar>
+          </w:tcPr>
+          <w:p>
+            <w:pPr>
+              <w:bidi/>
+              <w:jc w:val="start"/>
+            </w:pPr>
+            <w:r>
+              <w:t>40.0</w:t>
+            </w:r>
+          </w:p>
+        </w:tc>
+        <w:tc>
+          <w:tcPr>
+            <w:tcW w:type="dxa" w:w="1872"/>
+            <w:tcMar>
+              <w:top w:w="100" w:type="dxa"/>
+              <w:bottom w:w="100" w:type="dxa"/>
+              <w:left w:w="120" w:type="dxa"/>
+              <w:right w:w="120" w:type="dxa"/>
+            </w:tcMar>
+          </w:tcPr>
+          <w:p>
+            <w:pPr>
+              <w:bidi/>
+              <w:jc w:val="start"/>
+            </w:pPr>
+            <w:r>
+              <w:t>11.2915</w:t>
+            </w:r>
+          </w:p>
+        </w:tc>
+      </w:tr>
+    </w:tbl>
+    <w:p>
+      <w:r>
+        <w:t>The values above are declared, adjustable assumptions — enter your actual figures (your freight and distributor margins) to refine the ceiling.</w:t>
+      </w:r>
+    </w:p>
+    <w:p>
       <w:pPr>
         <w:pStyle w:val="Heading2"/>
       </w:pPr>
@@ -1409,7 +1886,7 @@
         <w:pStyle w:val="ListBullet"/>
       </w:pPr>
       <w:r>
-        <w:t>What is my maximum competitive ex-works price? not yet known — How to find out: Request one quote from a local distributor that states its own margin and the retail margin</w:t>
+        <w:t>What is my maximum competitive ex-works price? between 11.29 and 19.34 €/كجم, assuming the range comes from the three declared freight and margin scenarios (low/mid/high); the figure shown is the mid scenario</w:t>
       </w:r>
     </w:p>
     <w:p>
@@ -2231,7 +2708,7 @@
               <w:jc w:val="start"/>
             </w:pPr>
             <w:r>
-              <w:t>2026-09-20</w:t>
+              <w:t>2026-09-23</w:t>
             </w:r>
           </w:p>
         </w:tc>

--- a/samples/client_report_latest_en.docx
+++ b/samples/client_report_latest_en.docx
@@ -427,12 +427,12 @@
     </w:p>
     <w:p>
       <w:r>
-        <w:t>The decision rule, stated before the numbers were weighed: we recommend proceeding when the opportunity strength reaches 65 out of 100 or more with 60% or more of its data directly verified and no open conditions; we decline when it falls below 45 or when market safety breaks down; anything in between is a conditional entry, with the conditions named below.</w:t>
+        <w:t>The decision rule, stated before the numbers were weighed: we recommend proceeding when the opportunity strength reaches 65 out of 100 or more with a confidence of 60% or more and no open conditions; we decline when it falls below 45 or when market safety breaks down; anything in between is a conditional entry, with the conditions named below.</w:t>
       </w:r>
     </w:p>
     <w:p>
       <w:r>
-        <w:t>We rate this opportunity 64 out of 100, and we directly verified about 60% of the data behind that rating.</w:t>
+        <w:t>We rate this opportunity 64 out of 100, and our confidence in that rating is about 60%.</w:t>
       </w:r>
     </w:p>
     <w:tbl>
@@ -590,7 +590,7 @@
               <w:jc w:val="start"/>
             </w:pPr>
             <w:r>
-              <w:t>Verified directly from its sources.</w:t>
+              <w:t>Observed from direct sources.</w:t>
             </w:r>
           </w:p>
         </w:tc>
@@ -655,7 +655,7 @@
               <w:jc w:val="start"/>
             </w:pPr>
             <w:r>
-              <w:t>Verified directly from its sources.</w:t>
+              <w:t>Observed from direct sources.</w:t>
             </w:r>
           </w:p>
         </w:tc>
@@ -717,7 +717,7 @@
               <w:jc w:val="start"/>
             </w:pPr>
             <w:r>
-              <w:t>Verified directly from its sources.</w:t>
+              <w:t>Observed from direct sources.</w:t>
             </w:r>
           </w:p>
         </w:tc>
@@ -761,7 +761,7 @@
               <w:jc w:val="start"/>
             </w:pPr>
             <w:r>
-              <w:t>Not known yet</w:t>
+              <w:t>Not computed yet</w:t>
             </w:r>
           </w:p>
         </w:tc>
@@ -824,7 +824,7 @@
               <w:jc w:val="start"/>
             </w:pPr>
             <w:r>
-              <w:t>Not known yet</w:t>
+              <w:t>Not computed yet</w:t>
             </w:r>
           </w:p>
         </w:tc>
@@ -871,7 +871,7 @@
         <w:pStyle w:val="ListBullet"/>
       </w:pPr>
       <w:r>
-        <w:t>The Margin headroom aspect is not known yet — we still need: price headroom at the border, your price against the market. Close these before you commit to production or shipping.</w:t>
+        <w:t>The Margin headroom aspect is not computed yet — it requires: price headroom at the border, your price against the market. Close these before you commit to production or shipping.</w:t>
       </w:r>
     </w:p>
     <w:p>
@@ -879,7 +879,7 @@
         <w:pStyle w:val="ListBullet"/>
       </w:pPr>
       <w:r>
-        <w:t>The Market safety (risk) aspect is not known yet — we still need: political stability, regulatory quality, logistics performance, currency stability. Close these before you commit to production or shipping.</w:t>
+        <w:t>The Market safety (risk) aspect is not computed yet — it requires: political stability, regulatory quality, logistics performance, currency stability. Close these before you commit to production or shipping.</w:t>
       </w:r>
     </w:p>
     <w:p>
@@ -1588,7 +1588,7 @@
     </w:p>
     <w:p>
       <w:r>
-        <w:t>Of the 23 values tallied in this study's evidence log, about 39% are directly verified; the rest range from medium-confidence observations to values whose verification is incomplete, plus explicitly declared gaps. Each value's source is collected under “References” at the end of this report, so the decision is made knowing how much coverage sits behind the figures rather than on blind trust.</w:t>
+        <w:t>Of the 23 values tallied in this study's evidence log, about 39% come from official direct sources; the rest range from medium-confidence observations to values whose verification is incomplete, plus explicitly declared gaps. Each value's source is collected under “References” at the end of this report, so the decision is made knowing how much coverage sits behind the figures rather than on blind trust.</w:t>
       </w:r>
     </w:p>
     <w:p>
@@ -1685,7 +1685,7 @@
               <w:jc w:val="start"/>
             </w:pPr>
             <w:r>
-              <w:t>Directly verified</w:t>
+              <w:t>From an official direct source</w:t>
             </w:r>
           </w:p>
         </w:tc>

--- a/samples/client_report_latest_en.docx
+++ b/samples/client_report_latest_en.docx
@@ -863,7 +863,7 @@
         <w:pStyle w:val="ListBullet"/>
       </w:pPr>
       <w:r>
-        <w:t>Pillar Regulatory fit is weak (38%) — address it before you commit, or enter at a size that can absorb it.</w:t>
+        <w:t>Condition 1: The Margin headroom aspect is not computed yet — it requires: price headroom at the border, your price against the market. Close these before you commit to production or shipping.</w:t>
       </w:r>
     </w:p>
     <w:p>
@@ -871,7 +871,7 @@
         <w:pStyle w:val="ListBullet"/>
       </w:pPr>
       <w:r>
-        <w:t>The Margin headroom aspect is not computed yet — it requires: price headroom at the border, your price against the market. Close these before you commit to production or shipping.</w:t>
+        <w:t>Condition 2: The Market safety (risk) aspect is not computed yet — it requires: political stability, regulatory quality, logistics performance, currency stability. Close these before you commit to production or shipping.</w:t>
       </w:r>
     </w:p>
     <w:p>
@@ -879,7 +879,7 @@
         <w:pStyle w:val="ListBullet"/>
       </w:pPr>
       <w:r>
-        <w:t>The Market safety (risk) aspect is not computed yet — it requires: political stability, regulatory quality, logistics performance, currency stability. Close these before you commit to production or shipping.</w:t>
+        <w:t>Condition 3: Pillar Regulatory fit is weak (38%) — address it before you commit, or enter at a size that can absorb it.</w:t>
       </w:r>
     </w:p>
     <w:p>

--- a/samples/client_report_latest_en.docx
+++ b/samples/client_report_latest_en.docx
@@ -65,6 +65,10 @@
         <w:gridCol w:w="4320"/>
       </w:tblGrid>
       <w:tr>
+        <w:trPr>
+          <w:cantSplit/>
+          <w:tblHeader/>
+        </w:trPr>
         <w:tc>
           <w:tcPr>
             <w:tcW w:type="dxa" w:w="4680"/>
@@ -117,6 +121,9 @@
         </w:tc>
       </w:tr>
       <w:tr>
+        <w:trPr>
+          <w:cantSplit/>
+        </w:trPr>
         <w:tc>
           <w:tcPr>
             <w:tcW w:type="dxa" w:w="4680"/>
@@ -159,6 +166,9 @@
         </w:tc>
       </w:tr>
       <w:tr>
+        <w:trPr>
+          <w:cantSplit/>
+        </w:trPr>
         <w:tc>
           <w:tcPr>
             <w:tcW w:type="dxa" w:w="4680"/>
@@ -203,6 +213,9 @@
         </w:tc>
       </w:tr>
       <w:tr>
+        <w:trPr>
+          <w:cantSplit/>
+        </w:trPr>
         <w:tc>
           <w:tcPr>
             <w:tcW w:type="dxa" w:w="4680"/>
@@ -245,6 +258,9 @@
         </w:tc>
       </w:tr>
       <w:tr>
+        <w:trPr>
+          <w:cantSplit/>
+        </w:trPr>
         <w:tc>
           <w:tcPr>
             <w:tcW w:type="dxa" w:w="4680"/>
@@ -289,6 +305,9 @@
         </w:tc>
       </w:tr>
       <w:tr>
+        <w:trPr>
+          <w:cantSplit/>
+        </w:trPr>
         <w:tc>
           <w:tcPr>
             <w:tcW w:type="dxa" w:w="4680"/>
@@ -457,6 +476,10 @@
         <w:gridCol w:w="2880"/>
       </w:tblGrid>
       <w:tr>
+        <w:trPr>
+          <w:cantSplit/>
+          <w:tblHeader/>
+        </w:trPr>
         <w:tc>
           <w:tcPr>
             <w:tcW w:type="dxa" w:w="3120"/>
@@ -534,6 +557,9 @@
         </w:tc>
       </w:tr>
       <w:tr>
+        <w:trPr>
+          <w:cantSplit/>
+        </w:trPr>
         <w:tc>
           <w:tcPr>
             <w:tcW w:type="dxa" w:w="3120"/>
@@ -596,6 +622,9 @@
         </w:tc>
       </w:tr>
       <w:tr>
+        <w:trPr>
+          <w:cantSplit/>
+        </w:trPr>
         <w:tc>
           <w:tcPr>
             <w:tcW w:type="dxa" w:w="3120"/>
@@ -661,6 +690,9 @@
         </w:tc>
       </w:tr>
       <w:tr>
+        <w:trPr>
+          <w:cantSplit/>
+        </w:trPr>
         <w:tc>
           <w:tcPr>
             <w:tcW w:type="dxa" w:w="3120"/>
@@ -723,6 +755,9 @@
         </w:tc>
       </w:tr>
       <w:tr>
+        <w:trPr>
+          <w:cantSplit/>
+        </w:trPr>
         <w:tc>
           <w:tcPr>
             <w:tcW w:type="dxa" w:w="3120"/>
@@ -788,6 +823,9 @@
         </w:tc>
       </w:tr>
       <w:tr>
+        <w:trPr>
+          <w:cantSplit/>
+        </w:trPr>
         <w:tc>
           <w:tcPr>
             <w:tcW w:type="dxa" w:w="3120"/>
@@ -1122,6 +1160,10 @@
         <w:gridCol w:w="1728"/>
       </w:tblGrid>
       <w:tr>
+        <w:trPr>
+          <w:cantSplit/>
+          <w:tblHeader/>
+        </w:trPr>
         <w:tc>
           <w:tcPr>
             <w:tcW w:type="dxa" w:w="1872"/>
@@ -1249,6 +1291,9 @@
         </w:tc>
       </w:tr>
       <w:tr>
+        <w:trPr>
+          <w:cantSplit/>
+        </w:trPr>
         <w:tc>
           <w:tcPr>
             <w:tcW w:type="dxa" w:w="1872"/>
@@ -1351,6 +1396,9 @@
         </w:tc>
       </w:tr>
       <w:tr>
+        <w:trPr>
+          <w:cantSplit/>
+        </w:trPr>
         <w:tc>
           <w:tcPr>
             <w:tcW w:type="dxa" w:w="1872"/>
@@ -1458,6 +1506,9 @@
         </w:tc>
       </w:tr>
       <w:tr>
+        <w:trPr>
+          <w:cantSplit/>
+        </w:trPr>
         <w:tc>
           <w:tcPr>
             <w:tcW w:type="dxa" w:w="1872"/>
@@ -1617,6 +1668,10 @@
         <w:gridCol w:w="4320"/>
       </w:tblGrid>
       <w:tr>
+        <w:trPr>
+          <w:cantSplit/>
+          <w:tblHeader/>
+        </w:trPr>
         <w:tc>
           <w:tcPr>
             <w:tcW w:type="dxa" w:w="4680"/>
@@ -1669,6 +1724,9 @@
         </w:tc>
       </w:tr>
       <w:tr>
+        <w:trPr>
+          <w:cantSplit/>
+        </w:trPr>
         <w:tc>
           <w:tcPr>
             <w:tcW w:type="dxa" w:w="4680"/>
@@ -1711,6 +1769,9 @@
         </w:tc>
       </w:tr>
       <w:tr>
+        <w:trPr>
+          <w:cantSplit/>
+        </w:trPr>
         <w:tc>
           <w:tcPr>
             <w:tcW w:type="dxa" w:w="4680"/>
@@ -1755,6 +1816,9 @@
         </w:tc>
       </w:tr>
       <w:tr>
+        <w:trPr>
+          <w:cantSplit/>
+        </w:trPr>
         <w:tc>
           <w:tcPr>
             <w:tcW w:type="dxa" w:w="4680"/>
@@ -1797,6 +1861,9 @@
         </w:tc>
       </w:tr>
       <w:tr>
+        <w:trPr>
+          <w:cantSplit/>
+        </w:trPr>
         <w:tc>
           <w:tcPr>
             <w:tcW w:type="dxa" w:w="4680"/>
@@ -2043,6 +2110,10 @@
         <w:gridCol w:w="4320"/>
       </w:tblGrid>
       <w:tr>
+        <w:trPr>
+          <w:cantSplit/>
+          <w:tblHeader/>
+        </w:trPr>
         <w:tc>
           <w:tcPr>
             <w:tcW w:type="dxa" w:w="4680"/>
@@ -2095,6 +2166,9 @@
         </w:tc>
       </w:tr>
       <w:tr>
+        <w:trPr>
+          <w:cantSplit/>
+        </w:trPr>
         <w:tc>
           <w:tcPr>
             <w:tcW w:type="dxa" w:w="4680"/>
@@ -2171,7 +2245,7 @@
         <w:pStyle w:val="ListBullet"/>
       </w:pPr>
       <w:r>
-        <w:t>UN Comtrade — https://comtradeplus.un.org/ (collected on 2026-07-02)</w:t>
+        <w:t>UN Comtrade — https://comtradeplus.un.org/ (collected on 2026-07-02) — supports: market imports, latest imports data year, supplier concentration (HHI)</w:t>
       </w:r>
     </w:p>
     <w:p>
@@ -2215,17 +2289,21 @@
         <w:bidiVisual/>
       </w:tblPr>
       <w:tblGrid>
-        <w:gridCol w:w="1440"/>
-        <w:gridCol w:w="1440"/>
-        <w:gridCol w:w="1440"/>
-        <w:gridCol w:w="1440"/>
-        <w:gridCol w:w="1440"/>
-        <w:gridCol w:w="1440"/>
+        <w:gridCol w:w="2005"/>
+        <w:gridCol w:w="2005"/>
+        <w:gridCol w:w="1337"/>
+        <w:gridCol w:w="1671"/>
+        <w:gridCol w:w="1671"/>
+        <w:gridCol w:w="668"/>
       </w:tblGrid>
       <w:tr>
+        <w:trPr>
+          <w:cantSplit/>
+          <w:tblHeader/>
+        </w:trPr>
         <w:tc>
           <w:tcPr>
-            <w:tcW w:type="dxa" w:w="1560"/>
+            <w:tcW w:type="dxa" w:w="2005"/>
             <w:shd w:val="clear" w:fill="166534"/>
             <w:tcMar>
               <w:top w:w="100" w:type="dxa"/>
@@ -2250,7 +2328,7 @@
         </w:tc>
         <w:tc>
           <w:tcPr>
-            <w:tcW w:type="dxa" w:w="1560"/>
+            <w:tcW w:type="dxa" w:w="2005"/>
             <w:shd w:val="clear" w:fill="166534"/>
             <w:tcMar>
               <w:top w:w="100" w:type="dxa"/>
@@ -2275,7 +2353,7 @@
         </w:tc>
         <w:tc>
           <w:tcPr>
-            <w:tcW w:type="dxa" w:w="1560"/>
+            <w:tcW w:type="dxa" w:w="1337"/>
             <w:shd w:val="clear" w:fill="166534"/>
             <w:tcMar>
               <w:top w:w="100" w:type="dxa"/>
@@ -2300,7 +2378,7 @@
         </w:tc>
         <w:tc>
           <w:tcPr>
-            <w:tcW w:type="dxa" w:w="1560"/>
+            <w:tcW w:type="dxa" w:w="1671"/>
             <w:shd w:val="clear" w:fill="166534"/>
             <w:tcMar>
               <w:top w:w="100" w:type="dxa"/>
@@ -2325,7 +2403,7 @@
         </w:tc>
         <w:tc>
           <w:tcPr>
-            <w:tcW w:type="dxa" w:w="1560"/>
+            <w:tcW w:type="dxa" w:w="1671"/>
             <w:shd w:val="clear" w:fill="166534"/>
             <w:tcMar>
               <w:top w:w="100" w:type="dxa"/>
@@ -2350,7 +2428,7 @@
         </w:tc>
         <w:tc>
           <w:tcPr>
-            <w:tcW w:type="dxa" w:w="1560"/>
+            <w:tcW w:type="dxa" w:w="668"/>
             <w:shd w:val="clear" w:fill="166534"/>
             <w:tcMar>
               <w:top w:w="100" w:type="dxa"/>
@@ -2375,9 +2453,12 @@
         </w:tc>
       </w:tr>
       <w:tr>
+        <w:trPr>
+          <w:cantSplit/>
+        </w:trPr>
         <w:tc>
           <w:tcPr>
-            <w:tcW w:type="dxa" w:w="1560"/>
+            <w:tcW w:type="dxa" w:w="2005"/>
             <w:tcMar>
               <w:top w:w="100" w:type="dxa"/>
               <w:bottom w:w="100" w:type="dxa"/>
@@ -2397,7 +2478,7 @@
         </w:tc>
         <w:tc>
           <w:tcPr>
-            <w:tcW w:type="dxa" w:w="1560"/>
+            <w:tcW w:type="dxa" w:w="2005"/>
             <w:tcMar>
               <w:top w:w="100" w:type="dxa"/>
               <w:bottom w:w="100" w:type="dxa"/>
@@ -2417,7 +2498,7 @@
         </w:tc>
         <w:tc>
           <w:tcPr>
-            <w:tcW w:type="dxa" w:w="1560"/>
+            <w:tcW w:type="dxa" w:w="1337"/>
             <w:tcMar>
               <w:top w:w="100" w:type="dxa"/>
               <w:bottom w:w="100" w:type="dxa"/>
@@ -2427,17 +2508,20 @@
           </w:tcPr>
           <w:p>
             <w:pPr>
-              <w:bidi/>
+              <w:bidi w:val="0"/>
               <w:jc w:val="start"/>
             </w:pPr>
             <w:r>
+              <w:rPr>
+                <w:rtl w:val="0"/>
+              </w:rPr>
               <w:t>+34 93 000 0000</w:t>
             </w:r>
           </w:p>
         </w:tc>
         <w:tc>
           <w:tcPr>
-            <w:tcW w:type="dxa" w:w="1560"/>
+            <w:tcW w:type="dxa" w:w="1671"/>
             <w:tcMar>
               <w:top w:w="100" w:type="dxa"/>
               <w:bottom w:w="100" w:type="dxa"/>
@@ -2447,17 +2531,20 @@
           </w:tcPr>
           <w:p>
             <w:pPr>
-              <w:bidi/>
+              <w:bidi w:val="0"/>
               <w:jc w:val="start"/>
             </w:pPr>
             <w:r>
+              <w:rPr>
+                <w:rtl w:val="0"/>
+              </w:rPr>
               <w:t>info@ejmar.example</w:t>
             </w:r>
           </w:p>
         </w:tc>
         <w:tc>
           <w:tcPr>
-            <w:tcW w:type="dxa" w:w="1560"/>
+            <w:tcW w:type="dxa" w:w="1671"/>
             <w:tcMar>
               <w:top w:w="100" w:type="dxa"/>
               <w:bottom w:w="100" w:type="dxa"/>
@@ -2467,17 +2554,20 @@
           </w:tcPr>
           <w:p>
             <w:pPr>
-              <w:bidi/>
+              <w:bidi w:val="0"/>
               <w:jc w:val="start"/>
             </w:pPr>
             <w:r>
+              <w:rPr>
+                <w:rtl w:val="0"/>
+              </w:rPr>
               <w:t>https://maps.google/ejmar</w:t>
             </w:r>
           </w:p>
         </w:tc>
         <w:tc>
           <w:tcPr>
-            <w:tcW w:type="dxa" w:w="1560"/>
+            <w:tcW w:type="dxa" w:w="668"/>
             <w:tcMar>
               <w:top w:w="100" w:type="dxa"/>
               <w:bottom w:w="100" w:type="dxa"/>
@@ -2534,6 +2624,10 @@
         <w:gridCol w:w="4320"/>
       </w:tblGrid>
       <w:tr>
+        <w:trPr>
+          <w:cantSplit/>
+          <w:tblHeader/>
+        </w:trPr>
         <w:tc>
           <w:tcPr>
             <w:tcW w:type="dxa" w:w="4680"/>
@@ -2586,6 +2680,9 @@
         </w:tc>
       </w:tr>
       <w:tr>
+        <w:trPr>
+          <w:cantSplit/>
+        </w:trPr>
         <w:tc>
           <w:tcPr>
             <w:tcW w:type="dxa" w:w="4680"/>
@@ -2628,6 +2725,9 @@
         </w:tc>
       </w:tr>
       <w:tr>
+        <w:trPr>
+          <w:cantSplit/>
+        </w:trPr>
         <w:tc>
           <w:tcPr>
             <w:tcW w:type="dxa" w:w="4680"/>
@@ -2672,6 +2772,9 @@
         </w:tc>
       </w:tr>
       <w:tr>
+        <w:trPr>
+          <w:cantSplit/>
+        </w:trPr>
         <w:tc>
           <w:tcPr>
             <w:tcW w:type="dxa" w:w="4680"/>
@@ -2714,6 +2817,9 @@
         </w:tc>
       </w:tr>
       <w:tr>
+        <w:trPr>
+          <w:cantSplit/>
+        </w:trPr>
         <w:tc>
           <w:tcPr>
             <w:tcW w:type="dxa" w:w="4680"/>
@@ -2758,6 +2864,9 @@
         </w:tc>
       </w:tr>
       <w:tr>
+        <w:trPr>
+          <w:cantSplit/>
+        </w:trPr>
         <w:tc>
           <w:tcPr>
             <w:tcW w:type="dxa" w:w="4680"/>
@@ -2795,6 +2904,53 @@
             </w:pPr>
             <w:r>
               <w:t>silk.i18n/1.0</w:t>
+            </w:r>
+          </w:p>
+        </w:tc>
+      </w:tr>
+      <w:tr>
+        <w:trPr>
+          <w:cantSplit/>
+        </w:trPr>
+        <w:tc>
+          <w:tcPr>
+            <w:tcW w:type="dxa" w:w="4680"/>
+            <w:tcMar>
+              <w:top w:w="100" w:type="dxa"/>
+              <w:bottom w:w="100" w:type="dxa"/>
+              <w:left w:w="120" w:type="dxa"/>
+              <w:right w:w="120" w:type="dxa"/>
+            </w:tcMar>
+            <w:shd w:val="clear" w:fill="F2F7F3"/>
+          </w:tcPr>
+          <w:p>
+            <w:pPr>
+              <w:bidi/>
+              <w:jc w:val="start"/>
+            </w:pPr>
+            <w:r>
+              <w:t>Decision rules version</w:t>
+            </w:r>
+          </w:p>
+        </w:tc>
+        <w:tc>
+          <w:tcPr>
+            <w:tcW w:type="dxa" w:w="4680"/>
+            <w:tcMar>
+              <w:top w:w="100" w:type="dxa"/>
+              <w:bottom w:w="100" w:type="dxa"/>
+              <w:left w:w="120" w:type="dxa"/>
+              <w:right w:w="120" w:type="dxa"/>
+            </w:tcMar>
+            <w:shd w:val="clear" w:fill="F2F7F3"/>
+          </w:tcPr>
+          <w:p>
+            <w:pPr>
+              <w:bidi/>
+              <w:jc w:val="start"/>
+            </w:pPr>
+            <w:r>
+              <w:t>silk.decision/v1</w:t>
             </w:r>
           </w:p>
         </w:tc>

--- a/samples/client_report_latest_en.docx
+++ b/samples/client_report_latest_en.docx
@@ -749,7 +749,7 @@
               <w:jc w:val="start"/>
             </w:pPr>
             <w:r>
-              <w:t>Observed from direct sources.</w:t>
+              <w:t>Measures low tariffs and how clearly the rules are published — it does not mean your facility holds the approvals.</w:t>
             </w:r>
           </w:p>
         </w:tc>
@@ -1093,6 +1093,19 @@
     <w:p>
       <w:r>
         <w:t>and place a trial shipment.</w:t>
+      </w:r>
+    </w:p>
+    <w:p>
+      <w:pPr>
+        <w:pStyle w:val="Heading2"/>
+      </w:pPr>
+      <w:r>
+        <w:t>Entry and exit requirements by type</w:t>
+      </w:r>
+    </w:p>
+    <w:p>
+      <w:r>
+        <w:t>8 requirement items, 2 of them legally mandatory — the item texts are in the Arabic edition of this study.</w:t>
       </w:r>
     </w:p>
     <w:p>

--- a/samples/client_report_latest_en.docx
+++ b/samples/client_report_latest_en.docx
@@ -920,6 +920,576 @@
         <w:t>Condition 3: Pillar Regulatory fit is weak (38%) — address it before you commit, or enter at a size that can absorb it.</w:t>
       </w:r>
     </w:p>
+    <w:p>
+      <w:pPr>
+        <w:pStyle w:val="Heading2"/>
+      </w:pPr>
+      <w:r>
+        <w:t>90-day plan frame</w:t>
+      </w:r>
+    </w:p>
+    <w:tbl>
+      <w:tblPr>
+        <w:tblStyle w:val="TableGrid"/>
+        <w:tblW w:type="auto" w:w="0"/>
+        <w:tblLayout w:type="fixed"/>
+        <w:tblLook w:firstColumn="1" w:firstRow="1" w:lastColumn="0" w:lastRow="0" w:noHBand="0" w:noVBand="1" w:val="04A0"/>
+        <w:tblBorders>
+          <w:top w:val="single" w:sz="4" w:space="0" w:color="BBBBBB"/>
+          <w:left w:val="single" w:sz="4" w:space="0" w:color="BBBBBB"/>
+          <w:bottom w:val="single" w:sz="4" w:space="0" w:color="BBBBBB"/>
+          <w:right w:val="single" w:sz="4" w:space="0" w:color="BBBBBB"/>
+          <w:insideH w:val="single" w:sz="4" w:space="0" w:color="BBBBBB"/>
+          <w:insideV w:val="single" w:sz="4" w:space="0" w:color="BBBBBB"/>
+        </w:tblBorders>
+        <w:bidiVisual/>
+      </w:tblPr>
+      <w:tblGrid>
+        <w:gridCol w:w="898"/>
+        <w:gridCol w:w="2246"/>
+        <w:gridCol w:w="1497"/>
+        <w:gridCol w:w="1347"/>
+        <w:gridCol w:w="1497"/>
+        <w:gridCol w:w="1872"/>
+      </w:tblGrid>
+      <w:tr>
+        <w:trPr>
+          <w:cantSplit/>
+          <w:tblHeader/>
+        </w:trPr>
+        <w:tc>
+          <w:tcPr>
+            <w:tcW w:type="dxa" w:w="898"/>
+            <w:shd w:val="clear" w:fill="166534"/>
+            <w:tcMar>
+              <w:top w:w="100" w:type="dxa"/>
+              <w:bottom w:w="100" w:type="dxa"/>
+              <w:left w:w="120" w:type="dxa"/>
+              <w:right w:w="120" w:type="dxa"/>
+            </w:tcMar>
+          </w:tcPr>
+          <w:p>
+            <w:pPr>
+              <w:bidi/>
+              <w:jc w:val="start"/>
+            </w:pPr>
+            <w:r>
+              <w:rPr>
+                <w:b/>
+                <w:color w:val="FFFFFF"/>
+              </w:rPr>
+              <w:t>Condition</w:t>
+            </w:r>
+          </w:p>
+        </w:tc>
+        <w:tc>
+          <w:tcPr>
+            <w:tcW w:type="dxa" w:w="2246"/>
+            <w:shd w:val="clear" w:fill="166534"/>
+            <w:tcMar>
+              <w:top w:w="100" w:type="dxa"/>
+              <w:bottom w:w="100" w:type="dxa"/>
+              <w:left w:w="120" w:type="dxa"/>
+              <w:right w:w="120" w:type="dxa"/>
+            </w:tcMar>
+          </w:tcPr>
+          <w:p>
+            <w:pPr>
+              <w:bidi/>
+              <w:jc w:val="start"/>
+            </w:pPr>
+            <w:r>
+              <w:rPr>
+                <w:b/>
+                <w:color w:val="FFFFFF"/>
+              </w:rPr>
+              <w:t>Action</w:t>
+            </w:r>
+          </w:p>
+        </w:tc>
+        <w:tc>
+          <w:tcPr>
+            <w:tcW w:type="dxa" w:w="1497"/>
+            <w:shd w:val="clear" w:fill="166534"/>
+            <w:tcMar>
+              <w:top w:w="100" w:type="dxa"/>
+              <w:bottom w:w="100" w:type="dxa"/>
+              <w:left w:w="120" w:type="dxa"/>
+              <w:right w:w="120" w:type="dxa"/>
+            </w:tcMar>
+          </w:tcPr>
+          <w:p>
+            <w:pPr>
+              <w:bidi/>
+              <w:jc w:val="start"/>
+            </w:pPr>
+            <w:r>
+              <w:rPr>
+                <w:b/>
+                <w:color w:val="FFFFFF"/>
+              </w:rPr>
+              <w:t>Owner</w:t>
+            </w:r>
+          </w:p>
+        </w:tc>
+        <w:tc>
+          <w:tcPr>
+            <w:tcW w:type="dxa" w:w="1347"/>
+            <w:shd w:val="clear" w:fill="166534"/>
+            <w:tcMar>
+              <w:top w:w="100" w:type="dxa"/>
+              <w:bottom w:w="100" w:type="dxa"/>
+              <w:left w:w="120" w:type="dxa"/>
+              <w:right w:w="120" w:type="dxa"/>
+            </w:tcMar>
+          </w:tcPr>
+          <w:p>
+            <w:pPr>
+              <w:bidi/>
+              <w:jc w:val="start"/>
+            </w:pPr>
+            <w:r>
+              <w:rPr>
+                <w:b/>
+                <w:color w:val="FFFFFF"/>
+              </w:rPr>
+              <w:t>Timing</w:t>
+            </w:r>
+          </w:p>
+        </w:tc>
+        <w:tc>
+          <w:tcPr>
+            <w:tcW w:type="dxa" w:w="1497"/>
+            <w:shd w:val="clear" w:fill="166534"/>
+            <w:tcMar>
+              <w:top w:w="100" w:type="dxa"/>
+              <w:bottom w:w="100" w:type="dxa"/>
+              <w:left w:w="120" w:type="dxa"/>
+              <w:right w:w="120" w:type="dxa"/>
+            </w:tcMar>
+          </w:tcPr>
+          <w:p>
+            <w:pPr>
+              <w:bidi/>
+              <w:jc w:val="start"/>
+            </w:pPr>
+            <w:r>
+              <w:rPr>
+                <w:b/>
+                <w:color w:val="FFFFFF"/>
+              </w:rPr>
+              <w:t>Output</w:t>
+            </w:r>
+          </w:p>
+        </w:tc>
+        <w:tc>
+          <w:tcPr>
+            <w:tcW w:type="dxa" w:w="1872"/>
+            <w:shd w:val="clear" w:fill="166534"/>
+            <w:tcMar>
+              <w:top w:w="100" w:type="dxa"/>
+              <w:bottom w:w="100" w:type="dxa"/>
+              <w:left w:w="120" w:type="dxa"/>
+              <w:right w:w="120" w:type="dxa"/>
+            </w:tcMar>
+          </w:tcPr>
+          <w:p>
+            <w:pPr>
+              <w:bidi/>
+              <w:jc w:val="start"/>
+            </w:pPr>
+            <w:r>
+              <w:rPr>
+                <w:b/>
+                <w:color w:val="FFFFFF"/>
+              </w:rPr>
+              <w:t>Continue or stop</w:t>
+            </w:r>
+          </w:p>
+        </w:tc>
+      </w:tr>
+      <w:tr>
+        <w:trPr>
+          <w:cantSplit/>
+        </w:trPr>
+        <w:tc>
+          <w:tcPr>
+            <w:tcW w:type="dxa" w:w="898"/>
+            <w:tcMar>
+              <w:top w:w="100" w:type="dxa"/>
+              <w:bottom w:w="100" w:type="dxa"/>
+              <w:left w:w="120" w:type="dxa"/>
+              <w:right w:w="120" w:type="dxa"/>
+            </w:tcMar>
+          </w:tcPr>
+          <w:p>
+            <w:pPr>
+              <w:bidi/>
+              <w:jc w:val="start"/>
+            </w:pPr>
+            <w:r>
+              <w:t>Condition 1</w:t>
+            </w:r>
+          </w:p>
+        </w:tc>
+        <w:tc>
+          <w:tcPr>
+            <w:tcW w:type="dxa" w:w="2246"/>
+            <w:tcMar>
+              <w:top w:w="100" w:type="dxa"/>
+              <w:bottom w:w="100" w:type="dxa"/>
+              <w:left w:w="120" w:type="dxa"/>
+              <w:right w:w="120" w:type="dxa"/>
+            </w:tcMar>
+          </w:tcPr>
+          <w:p>
+            <w:pPr>
+              <w:bidi/>
+              <w:jc w:val="start"/>
+            </w:pPr>
+            <w:r>
+              <w:t>complete price headroom at the border, your price against the market</w:t>
+            </w:r>
+          </w:p>
+        </w:tc>
+        <w:tc>
+          <w:tcPr>
+            <w:tcW w:type="dxa" w:w="1497"/>
+            <w:tcMar>
+              <w:top w:w="100" w:type="dxa"/>
+              <w:bottom w:w="100" w:type="dxa"/>
+              <w:left w:w="120" w:type="dxa"/>
+              <w:right w:w="120" w:type="dxa"/>
+            </w:tcMar>
+          </w:tcPr>
+          <w:p>
+            <w:pPr>
+              <w:bidi/>
+              <w:jc w:val="start"/>
+            </w:pPr>
+            <w:r>
+              <w:t>Factory — cost and price (suggested)</w:t>
+            </w:r>
+          </w:p>
+        </w:tc>
+        <w:tc>
+          <w:tcPr>
+            <w:tcW w:type="dxa" w:w="1347"/>
+            <w:tcMar>
+              <w:top w:w="100" w:type="dxa"/>
+              <w:bottom w:w="100" w:type="dxa"/>
+              <w:left w:w="120" w:type="dxa"/>
+              <w:right w:w="120" w:type="dxa"/>
+            </w:tcMar>
+          </w:tcPr>
+          <w:p>
+            <w:pPr>
+              <w:bidi/>
+              <w:jc w:val="start"/>
+            </w:pPr>
+            <w:r>
+              <w:t>Weeks 1–4</w:t>
+            </w:r>
+          </w:p>
+        </w:tc>
+        <w:tc>
+          <w:tcPr>
+            <w:tcW w:type="dxa" w:w="1497"/>
+            <w:tcMar>
+              <w:top w:w="100" w:type="dxa"/>
+              <w:bottom w:w="100" w:type="dxa"/>
+              <w:left w:w="120" w:type="dxa"/>
+              <w:right w:w="120" w:type="dxa"/>
+            </w:tcMar>
+          </w:tcPr>
+          <w:p>
+            <w:pPr>
+              <w:bidi/>
+              <w:jc w:val="start"/>
+            </w:pPr>
+            <w:r>
+              <w:t>Completed inputs, then a re-evaluation</w:t>
+            </w:r>
+          </w:p>
+        </w:tc>
+        <w:tc>
+          <w:tcPr>
+            <w:tcW w:type="dxa" w:w="1872"/>
+            <w:tcMar>
+              <w:top w:w="100" w:type="dxa"/>
+              <w:bottom w:w="100" w:type="dxa"/>
+              <w:left w:w="120" w:type="dxa"/>
+              <w:right w:w="120" w:type="dxa"/>
+            </w:tcMar>
+          </w:tcPr>
+          <w:p>
+            <w:pPr>
+              <w:bidi/>
+              <w:jc w:val="start"/>
+            </w:pPr>
+            <w:r>
+              <w:t>Re-evaluate with the inputs — the recommendation does not turn into "enter" automatically</w:t>
+            </w:r>
+          </w:p>
+        </w:tc>
+      </w:tr>
+      <w:tr>
+        <w:trPr>
+          <w:cantSplit/>
+        </w:trPr>
+        <w:tc>
+          <w:tcPr>
+            <w:tcW w:type="dxa" w:w="898"/>
+            <w:tcMar>
+              <w:top w:w="100" w:type="dxa"/>
+              <w:bottom w:w="100" w:type="dxa"/>
+              <w:left w:w="120" w:type="dxa"/>
+              <w:right w:w="120" w:type="dxa"/>
+            </w:tcMar>
+            <w:shd w:val="clear" w:fill="F2F7F3"/>
+          </w:tcPr>
+          <w:p>
+            <w:pPr>
+              <w:bidi/>
+              <w:jc w:val="start"/>
+            </w:pPr>
+            <w:r>
+              <w:t>Condition 2</w:t>
+            </w:r>
+          </w:p>
+        </w:tc>
+        <w:tc>
+          <w:tcPr>
+            <w:tcW w:type="dxa" w:w="2246"/>
+            <w:tcMar>
+              <w:top w:w="100" w:type="dxa"/>
+              <w:bottom w:w="100" w:type="dxa"/>
+              <w:left w:w="120" w:type="dxa"/>
+              <w:right w:w="120" w:type="dxa"/>
+            </w:tcMar>
+            <w:shd w:val="clear" w:fill="F2F7F3"/>
+          </w:tcPr>
+          <w:p>
+            <w:pPr>
+              <w:bidi/>
+              <w:jc w:val="start"/>
+            </w:pPr>
+            <w:r>
+              <w:t>complete political stability, regulatory quality, logistics performance, currency stability</w:t>
+            </w:r>
+          </w:p>
+        </w:tc>
+        <w:tc>
+          <w:tcPr>
+            <w:tcW w:type="dxa" w:w="1497"/>
+            <w:tcMar>
+              <w:top w:w="100" w:type="dxa"/>
+              <w:bottom w:w="100" w:type="dxa"/>
+              <w:left w:w="120" w:type="dxa"/>
+              <w:right w:w="120" w:type="dxa"/>
+            </w:tcMar>
+            <w:shd w:val="clear" w:fill="F2F7F3"/>
+          </w:tcPr>
+          <w:p>
+            <w:pPr>
+              <w:bidi/>
+              <w:jc w:val="start"/>
+            </w:pPr>
+            <w:r>
+              <w:t>Study team — complete the data (suggested)</w:t>
+            </w:r>
+          </w:p>
+        </w:tc>
+        <w:tc>
+          <w:tcPr>
+            <w:tcW w:type="dxa" w:w="1347"/>
+            <w:tcMar>
+              <w:top w:w="100" w:type="dxa"/>
+              <w:bottom w:w="100" w:type="dxa"/>
+              <w:left w:w="120" w:type="dxa"/>
+              <w:right w:w="120" w:type="dxa"/>
+            </w:tcMar>
+            <w:shd w:val="clear" w:fill="F2F7F3"/>
+          </w:tcPr>
+          <w:p>
+            <w:pPr>
+              <w:bidi/>
+              <w:jc w:val="start"/>
+            </w:pPr>
+            <w:r>
+              <w:t>Weeks 1–4</w:t>
+            </w:r>
+          </w:p>
+        </w:tc>
+        <w:tc>
+          <w:tcPr>
+            <w:tcW w:type="dxa" w:w="1497"/>
+            <w:tcMar>
+              <w:top w:w="100" w:type="dxa"/>
+              <w:bottom w:w="100" w:type="dxa"/>
+              <w:left w:w="120" w:type="dxa"/>
+              <w:right w:w="120" w:type="dxa"/>
+            </w:tcMar>
+            <w:shd w:val="clear" w:fill="F2F7F3"/>
+          </w:tcPr>
+          <w:p>
+            <w:pPr>
+              <w:bidi/>
+              <w:jc w:val="start"/>
+            </w:pPr>
+            <w:r>
+              <w:t>Completed inputs, then a re-evaluation</w:t>
+            </w:r>
+          </w:p>
+        </w:tc>
+        <w:tc>
+          <w:tcPr>
+            <w:tcW w:type="dxa" w:w="1872"/>
+            <w:tcMar>
+              <w:top w:w="100" w:type="dxa"/>
+              <w:bottom w:w="100" w:type="dxa"/>
+              <w:left w:w="120" w:type="dxa"/>
+              <w:right w:w="120" w:type="dxa"/>
+            </w:tcMar>
+            <w:shd w:val="clear" w:fill="F2F7F3"/>
+          </w:tcPr>
+          <w:p>
+            <w:pPr>
+              <w:bidi/>
+              <w:jc w:val="start"/>
+            </w:pPr>
+            <w:r>
+              <w:t>Re-evaluate with the inputs — the recommendation does not turn into "enter" automatically</w:t>
+            </w:r>
+          </w:p>
+        </w:tc>
+      </w:tr>
+      <w:tr>
+        <w:trPr>
+          <w:cantSplit/>
+        </w:trPr>
+        <w:tc>
+          <w:tcPr>
+            <w:tcW w:type="dxa" w:w="898"/>
+            <w:tcMar>
+              <w:top w:w="100" w:type="dxa"/>
+              <w:bottom w:w="100" w:type="dxa"/>
+              <w:left w:w="120" w:type="dxa"/>
+              <w:right w:w="120" w:type="dxa"/>
+            </w:tcMar>
+          </w:tcPr>
+          <w:p>
+            <w:pPr>
+              <w:bidi/>
+              <w:jc w:val="start"/>
+            </w:pPr>
+            <w:r>
+              <w:t>Condition 3</w:t>
+            </w:r>
+          </w:p>
+        </w:tc>
+        <w:tc>
+          <w:tcPr>
+            <w:tcW w:type="dxa" w:w="2246"/>
+            <w:tcMar>
+              <w:top w:w="100" w:type="dxa"/>
+              <w:bottom w:w="100" w:type="dxa"/>
+              <w:left w:w="120" w:type="dxa"/>
+              <w:right w:w="120" w:type="dxa"/>
+            </w:tcMar>
+          </w:tcPr>
+          <w:p>
+            <w:pPr>
+              <w:bidi/>
+              <w:jc w:val="start"/>
+            </w:pPr>
+            <w:r>
+              <w:t>Address the weak Regulatory fit aspect before committing</w:t>
+            </w:r>
+          </w:p>
+        </w:tc>
+        <w:tc>
+          <w:tcPr>
+            <w:tcW w:type="dxa" w:w="1497"/>
+            <w:tcMar>
+              <w:top w:w="100" w:type="dxa"/>
+              <w:bottom w:w="100" w:type="dxa"/>
+              <w:left w:w="120" w:type="dxa"/>
+              <w:right w:w="120" w:type="dxa"/>
+            </w:tcMar>
+          </w:tcPr>
+          <w:p>
+            <w:pPr>
+              <w:bidi/>
+              <w:jc w:val="start"/>
+            </w:pPr>
+            <w:r>
+              <w:t>Factory management — commercial decision (suggested)</w:t>
+            </w:r>
+          </w:p>
+        </w:tc>
+        <w:tc>
+          <w:tcPr>
+            <w:tcW w:type="dxa" w:w="1347"/>
+            <w:tcMar>
+              <w:top w:w="100" w:type="dxa"/>
+              <w:bottom w:w="100" w:type="dxa"/>
+              <w:left w:w="120" w:type="dxa"/>
+              <w:right w:w="120" w:type="dxa"/>
+            </w:tcMar>
+          </w:tcPr>
+          <w:p>
+            <w:pPr>
+              <w:bidi/>
+              <w:jc w:val="start"/>
+            </w:pPr>
+            <w:r>
+              <w:t>Weeks 5–8, after the data is complete</w:t>
+            </w:r>
+          </w:p>
+        </w:tc>
+        <w:tc>
+          <w:tcPr>
+            <w:tcW w:type="dxa" w:w="1497"/>
+            <w:tcMar>
+              <w:top w:w="100" w:type="dxa"/>
+              <w:bottom w:w="100" w:type="dxa"/>
+              <w:left w:w="120" w:type="dxa"/>
+              <w:right w:w="120" w:type="dxa"/>
+            </w:tcMar>
+          </w:tcPr>
+          <w:p>
+            <w:pPr>
+              <w:bidi/>
+              <w:jc w:val="start"/>
+            </w:pPr>
+            <w:r>
+              <w:t>A documented decision to fix or accept the weakness</w:t>
+            </w:r>
+          </w:p>
+        </w:tc>
+        <w:tc>
+          <w:tcPr>
+            <w:tcW w:type="dxa" w:w="1872"/>
+            <w:tcMar>
+              <w:top w:w="100" w:type="dxa"/>
+              <w:bottom w:w="100" w:type="dxa"/>
+              <w:left w:w="120" w:type="dxa"/>
+              <w:right w:w="120" w:type="dxa"/>
+            </w:tcMar>
+          </w:tcPr>
+          <w:p>
+            <w:pPr>
+              <w:bidi/>
+              <w:jc w:val="start"/>
+            </w:pPr>
+            <w:r>
+              <w:t>Continue if the aspect reaches 50% or more; otherwise defer</w:t>
+            </w:r>
+          </w:p>
+        </w:tc>
+      </w:tr>
+    </w:tbl>
     <w:p>
       <w:pPr>
         <w:pStyle w:val="Heading2"/>
@@ -2602,6 +3172,228 @@
     </w:tbl>
     <w:p>
       <w:pPr>
+        <w:pStyle w:val="Heading3"/>
+      </w:pPr>
+      <w:r>
+        <w:t>Channel and next step per contact</w:t>
+      </w:r>
+    </w:p>
+    <w:tbl>
+      <w:tblPr>
+        <w:tblStyle w:val="TableGrid"/>
+        <w:tblW w:type="auto" w:w="0"/>
+        <w:tblLayout w:type="fixed"/>
+        <w:tblLook w:firstColumn="1" w:firstRow="1" w:lastColumn="0" w:lastRow="0" w:noHBand="0" w:noVBand="1" w:val="04A0"/>
+        <w:tblBorders>
+          <w:top w:val="single" w:sz="4" w:space="0" w:color="BBBBBB"/>
+          <w:left w:val="single" w:sz="4" w:space="0" w:color="BBBBBB"/>
+          <w:bottom w:val="single" w:sz="4" w:space="0" w:color="BBBBBB"/>
+          <w:right w:val="single" w:sz="4" w:space="0" w:color="BBBBBB"/>
+          <w:insideH w:val="single" w:sz="4" w:space="0" w:color="BBBBBB"/>
+          <w:insideV w:val="single" w:sz="4" w:space="0" w:color="BBBBBB"/>
+        </w:tblBorders>
+        <w:bidiVisual/>
+      </w:tblPr>
+      <w:tblGrid>
+        <w:gridCol w:w="2340"/>
+        <w:gridCol w:w="1560"/>
+        <w:gridCol w:w="2730"/>
+        <w:gridCol w:w="2730"/>
+      </w:tblGrid>
+      <w:tr>
+        <w:trPr>
+          <w:cantSplit/>
+          <w:tblHeader/>
+        </w:trPr>
+        <w:tc>
+          <w:tcPr>
+            <w:tcW w:type="dxa" w:w="2340"/>
+            <w:shd w:val="clear" w:fill="166534"/>
+            <w:tcMar>
+              <w:top w:w="100" w:type="dxa"/>
+              <w:bottom w:w="100" w:type="dxa"/>
+              <w:left w:w="120" w:type="dxa"/>
+              <w:right w:w="120" w:type="dxa"/>
+            </w:tcMar>
+          </w:tcPr>
+          <w:p>
+            <w:pPr>
+              <w:bidi/>
+              <w:jc w:val="start"/>
+            </w:pPr>
+            <w:r>
+              <w:rPr>
+                <w:b/>
+                <w:color w:val="FFFFFF"/>
+              </w:rPr>
+              <w:t>Name</w:t>
+            </w:r>
+          </w:p>
+        </w:tc>
+        <w:tc>
+          <w:tcPr>
+            <w:tcW w:type="dxa" w:w="1560"/>
+            <w:shd w:val="clear" w:fill="166534"/>
+            <w:tcMar>
+              <w:top w:w="100" w:type="dxa"/>
+              <w:bottom w:w="100" w:type="dxa"/>
+              <w:left w:w="120" w:type="dxa"/>
+              <w:right w:w="120" w:type="dxa"/>
+            </w:tcMar>
+          </w:tcPr>
+          <w:p>
+            <w:pPr>
+              <w:bidi/>
+              <w:jc w:val="start"/>
+            </w:pPr>
+            <w:r>
+              <w:rPr>
+                <w:b/>
+                <w:color w:val="FFFFFF"/>
+              </w:rPr>
+              <w:t>Channel</w:t>
+            </w:r>
+          </w:p>
+        </w:tc>
+        <w:tc>
+          <w:tcPr>
+            <w:tcW w:type="dxa" w:w="2730"/>
+            <w:shd w:val="clear" w:fill="166534"/>
+            <w:tcMar>
+              <w:top w:w="100" w:type="dxa"/>
+              <w:bottom w:w="100" w:type="dxa"/>
+              <w:left w:w="120" w:type="dxa"/>
+              <w:right w:w="120" w:type="dxa"/>
+            </w:tcMar>
+          </w:tcPr>
+          <w:p>
+            <w:pPr>
+              <w:bidi/>
+              <w:jc w:val="start"/>
+            </w:pPr>
+            <w:r>
+              <w:rPr>
+                <w:b/>
+                <w:color w:val="FFFFFF"/>
+              </w:rPr>
+              <w:t>Why listed</w:t>
+            </w:r>
+          </w:p>
+        </w:tc>
+        <w:tc>
+          <w:tcPr>
+            <w:tcW w:type="dxa" w:w="2730"/>
+            <w:shd w:val="clear" w:fill="166534"/>
+            <w:tcMar>
+              <w:top w:w="100" w:type="dxa"/>
+              <w:bottom w:w="100" w:type="dxa"/>
+              <w:left w:w="120" w:type="dxa"/>
+              <w:right w:w="120" w:type="dxa"/>
+            </w:tcMar>
+          </w:tcPr>
+          <w:p>
+            <w:pPr>
+              <w:bidi/>
+              <w:jc w:val="start"/>
+            </w:pPr>
+            <w:r>
+              <w:rPr>
+                <w:b/>
+                <w:color w:val="FFFFFF"/>
+              </w:rPr>
+              <w:t>Next step</w:t>
+            </w:r>
+          </w:p>
+        </w:tc>
+      </w:tr>
+      <w:tr>
+        <w:trPr>
+          <w:cantSplit/>
+        </w:trPr>
+        <w:tc>
+          <w:tcPr>
+            <w:tcW w:type="dxa" w:w="2340"/>
+            <w:tcMar>
+              <w:top w:w="100" w:type="dxa"/>
+              <w:bottom w:w="100" w:type="dxa"/>
+              <w:left w:w="120" w:type="dxa"/>
+              <w:right w:w="120" w:type="dxa"/>
+            </w:tcMar>
+          </w:tcPr>
+          <w:p>
+            <w:pPr>
+              <w:bidi/>
+              <w:jc w:val="start"/>
+            </w:pPr>
+            <w:r>
+              <w:t>Ejmar Import BV</w:t>
+            </w:r>
+          </w:p>
+        </w:tc>
+        <w:tc>
+          <w:tcPr>
+            <w:tcW w:type="dxa" w:w="1560"/>
+            <w:tcMar>
+              <w:top w:w="100" w:type="dxa"/>
+              <w:bottom w:w="100" w:type="dxa"/>
+              <w:left w:w="120" w:type="dxa"/>
+              <w:right w:w="120" w:type="dxa"/>
+            </w:tcMar>
+          </w:tcPr>
+          <w:p>
+            <w:pPr>
+              <w:bidi/>
+              <w:jc w:val="start"/>
+            </w:pPr>
+            <w:r>
+              <w:t>Not stated</w:t>
+            </w:r>
+          </w:p>
+        </w:tc>
+        <w:tc>
+          <w:tcPr>
+            <w:tcW w:type="dxa" w:w="2730"/>
+            <w:tcMar>
+              <w:top w:w="100" w:type="dxa"/>
+              <w:bottom w:w="100" w:type="dxa"/>
+              <w:left w:w="120" w:type="dxa"/>
+              <w:right w:w="120" w:type="dxa"/>
+            </w:tcMar>
+          </w:tcPr>
+          <w:p>
+            <w:pPr>
+              <w:bidi/>
+              <w:jc w:val="start"/>
+            </w:pPr>
+            <w:r>
+              <w:t>Activity not declared</w:t>
+            </w:r>
+          </w:p>
+        </w:tc>
+        <w:tc>
+          <w:tcPr>
+            <w:tcW w:type="dxa" w:w="2730"/>
+            <w:tcMar>
+              <w:top w:w="100" w:type="dxa"/>
+              <w:bottom w:w="100" w:type="dxa"/>
+              <w:left w:w="120" w:type="dxa"/>
+              <w:right w:w="120" w:type="dxa"/>
+            </w:tcMar>
+          </w:tcPr>
+          <w:p>
+            <w:pPr>
+              <w:bidi/>
+              <w:jc w:val="start"/>
+            </w:pPr>
+            <w:r>
+              <w:t>Verify its actual activity before any commercial contact</w:t>
+            </w:r>
+          </w:p>
+        </w:tc>
+      </w:tr>
+    </w:tbl>
+    <w:p>
+      <w:pPr>
         <w:pStyle w:val="IntenseQuote"/>
       </w:pPr>
       <w:r>

--- a/samples/client_report_latest_en.docx
+++ b/samples/client_report_latest_en.docx
@@ -2201,6 +2201,400 @@
     </w:p>
     <w:p>
       <w:pPr>
+        <w:pStyle w:val="Heading3"/>
+      </w:pPr>
+      <w:r>
+        <w:t>Sensitivity of the maximum ex-works price</w:t>
+      </w:r>
+    </w:p>
+    <w:tbl>
+      <w:tblPr>
+        <w:tblStyle w:val="TableGrid"/>
+        <w:tblW w:type="auto" w:w="0"/>
+        <w:tblLayout w:type="fixed"/>
+        <w:tblLook w:firstColumn="1" w:firstRow="1" w:lastColumn="0" w:lastRow="0" w:noHBand="0" w:noVBand="1" w:val="04A0"/>
+        <w:tblBorders>
+          <w:top w:val="single" w:sz="4" w:space="0" w:color="BBBBBB"/>
+          <w:left w:val="single" w:sz="4" w:space="0" w:color="BBBBBB"/>
+          <w:bottom w:val="single" w:sz="4" w:space="0" w:color="BBBBBB"/>
+          <w:right w:val="single" w:sz="4" w:space="0" w:color="BBBBBB"/>
+          <w:insideH w:val="single" w:sz="4" w:space="0" w:color="BBBBBB"/>
+          <w:insideV w:val="single" w:sz="4" w:space="0" w:color="BBBBBB"/>
+        </w:tblBorders>
+        <w:bidiVisual/>
+      </w:tblPr>
+      <w:tblGrid>
+        <w:gridCol w:w="2880"/>
+        <w:gridCol w:w="2880"/>
+        <w:gridCol w:w="2880"/>
+      </w:tblGrid>
+      <w:tr>
+        <w:trPr>
+          <w:cantSplit/>
+          <w:tblHeader/>
+        </w:trPr>
+        <w:tc>
+          <w:tcPr>
+            <w:tcW w:type="dxa" w:w="3120"/>
+            <w:shd w:val="clear" w:fill="166534"/>
+            <w:tcMar>
+              <w:top w:w="100" w:type="dxa"/>
+              <w:bottom w:w="100" w:type="dxa"/>
+              <w:left w:w="120" w:type="dxa"/>
+              <w:right w:w="120" w:type="dxa"/>
+            </w:tcMar>
+          </w:tcPr>
+          <w:p>
+            <w:pPr>
+              <w:bidi/>
+              <w:jc w:val="start"/>
+            </w:pPr>
+            <w:r>
+              <w:rPr>
+                <w:b/>
+                <w:color w:val="FFFFFF"/>
+              </w:rPr>
+              <w:t>Factor</w:t>
+            </w:r>
+          </w:p>
+        </w:tc>
+        <w:tc>
+          <w:tcPr>
+            <w:tcW w:type="dxa" w:w="3120"/>
+            <w:shd w:val="clear" w:fill="166534"/>
+            <w:tcMar>
+              <w:top w:w="100" w:type="dxa"/>
+              <w:bottom w:w="100" w:type="dxa"/>
+              <w:left w:w="120" w:type="dxa"/>
+              <w:right w:w="120" w:type="dxa"/>
+            </w:tcMar>
+          </w:tcPr>
+          <w:p>
+            <w:pPr>
+              <w:bidi/>
+              <w:jc w:val="start"/>
+            </w:pPr>
+            <w:r>
+              <w:rPr>
+                <w:b/>
+                <w:color w:val="FFFFFF"/>
+              </w:rPr>
+              <w:t>Change</w:t>
+            </w:r>
+          </w:p>
+        </w:tc>
+        <w:tc>
+          <w:tcPr>
+            <w:tcW w:type="dxa" w:w="3120"/>
+            <w:shd w:val="clear" w:fill="166534"/>
+            <w:tcMar>
+              <w:top w:w="100" w:type="dxa"/>
+              <w:bottom w:w="100" w:type="dxa"/>
+              <w:left w:w="120" w:type="dxa"/>
+              <w:right w:w="120" w:type="dxa"/>
+            </w:tcMar>
+          </w:tcPr>
+          <w:p>
+            <w:pPr>
+              <w:bidi/>
+              <w:jc w:val="start"/>
+            </w:pPr>
+            <w:r>
+              <w:rPr>
+                <w:b/>
+                <w:color w:val="FFFFFF"/>
+              </w:rPr>
+              <w:t>Max ex-factory price</w:t>
+            </w:r>
+          </w:p>
+        </w:tc>
+      </w:tr>
+      <w:tr>
+        <w:trPr>
+          <w:cantSplit/>
+        </w:trPr>
+        <w:tc>
+          <w:tcPr>
+            <w:tcW w:type="dxa" w:w="3120"/>
+            <w:tcMar>
+              <w:top w:w="100" w:type="dxa"/>
+              <w:bottom w:w="100" w:type="dxa"/>
+              <w:left w:w="120" w:type="dxa"/>
+              <w:right w:w="120" w:type="dxa"/>
+            </w:tcMar>
+          </w:tcPr>
+          <w:p>
+            <w:pPr>
+              <w:bidi/>
+              <w:jc w:val="start"/>
+            </w:pPr>
+            <w:r>
+              <w:t>Competitor shelf price</w:t>
+            </w:r>
+          </w:p>
+        </w:tc>
+        <w:tc>
+          <w:tcPr>
+            <w:tcW w:type="dxa" w:w="3120"/>
+            <w:tcMar>
+              <w:top w:w="100" w:type="dxa"/>
+              <w:bottom w:w="100" w:type="dxa"/>
+              <w:left w:w="120" w:type="dxa"/>
+              <w:right w:w="120" w:type="dxa"/>
+            </w:tcMar>
+          </w:tcPr>
+          <w:p>
+            <w:pPr>
+              <w:bidi/>
+              <w:jc w:val="start"/>
+            </w:pPr>
+            <w:r>
+              <w:t>-10%</w:t>
+            </w:r>
+          </w:p>
+        </w:tc>
+        <w:tc>
+          <w:tcPr>
+            <w:tcW w:type="dxa" w:w="3120"/>
+            <w:tcMar>
+              <w:top w:w="100" w:type="dxa"/>
+              <w:bottom w:w="100" w:type="dxa"/>
+              <w:left w:w="120" w:type="dxa"/>
+              <w:right w:w="120" w:type="dxa"/>
+            </w:tcMar>
+          </w:tcPr>
+          <w:p>
+            <w:pPr>
+              <w:bidi w:val="0"/>
+              <w:jc w:val="start"/>
+            </w:pPr>
+            <w:r>
+              <w:rPr>
+                <w:rtl w:val="0"/>
+              </w:rPr>
+              <w:t>13.76 €/kg</w:t>
+            </w:r>
+          </w:p>
+        </w:tc>
+      </w:tr>
+      <w:tr>
+        <w:trPr>
+          <w:cantSplit/>
+        </w:trPr>
+        <w:tc>
+          <w:tcPr>
+            <w:tcW w:type="dxa" w:w="3120"/>
+            <w:tcMar>
+              <w:top w:w="100" w:type="dxa"/>
+              <w:bottom w:w="100" w:type="dxa"/>
+              <w:left w:w="120" w:type="dxa"/>
+              <w:right w:w="120" w:type="dxa"/>
+            </w:tcMar>
+            <w:shd w:val="clear" w:fill="F2F7F3"/>
+          </w:tcPr>
+          <w:p>
+            <w:pPr>
+              <w:bidi/>
+              <w:jc w:val="start"/>
+            </w:pPr>
+            <w:r>
+              <w:t>Competitor shelf price</w:t>
+            </w:r>
+          </w:p>
+        </w:tc>
+        <w:tc>
+          <w:tcPr>
+            <w:tcW w:type="dxa" w:w="3120"/>
+            <w:tcMar>
+              <w:top w:w="100" w:type="dxa"/>
+              <w:bottom w:w="100" w:type="dxa"/>
+              <w:left w:w="120" w:type="dxa"/>
+              <w:right w:w="120" w:type="dxa"/>
+            </w:tcMar>
+            <w:shd w:val="clear" w:fill="F2F7F3"/>
+          </w:tcPr>
+          <w:p>
+            <w:pPr>
+              <w:bidi/>
+              <w:jc w:val="start"/>
+            </w:pPr>
+            <w:r>
+              <w:t>+10%</w:t>
+            </w:r>
+          </w:p>
+        </w:tc>
+        <w:tc>
+          <w:tcPr>
+            <w:tcW w:type="dxa" w:w="3120"/>
+            <w:tcMar>
+              <w:top w:w="100" w:type="dxa"/>
+              <w:bottom w:w="100" w:type="dxa"/>
+              <w:left w:w="120" w:type="dxa"/>
+              <w:right w:w="120" w:type="dxa"/>
+            </w:tcMar>
+            <w:shd w:val="clear" w:fill="F2F7F3"/>
+          </w:tcPr>
+          <w:p>
+            <w:pPr>
+              <w:bidi w:val="0"/>
+              <w:jc w:val="start"/>
+            </w:pPr>
+            <w:r>
+              <w:rPr>
+                <w:rtl w:val="0"/>
+              </w:rPr>
+              <w:t>16.82 €/kg</w:t>
+            </w:r>
+          </w:p>
+        </w:tc>
+      </w:tr>
+      <w:tr>
+        <w:trPr>
+          <w:cantSplit/>
+        </w:trPr>
+        <w:tc>
+          <w:tcPr>
+            <w:tcW w:type="dxa" w:w="3120"/>
+            <w:tcMar>
+              <w:top w:w="100" w:type="dxa"/>
+              <w:bottom w:w="100" w:type="dxa"/>
+              <w:left w:w="120" w:type="dxa"/>
+              <w:right w:w="120" w:type="dxa"/>
+            </w:tcMar>
+          </w:tcPr>
+          <w:p>
+            <w:pPr>
+              <w:bidi/>
+              <w:jc w:val="start"/>
+            </w:pPr>
+            <w:r>
+              <w:t>Freight as share of ex-works</w:t>
+            </w:r>
+          </w:p>
+        </w:tc>
+        <w:tc>
+          <w:tcPr>
+            <w:tcW w:type="dxa" w:w="3120"/>
+            <w:tcMar>
+              <w:top w:w="100" w:type="dxa"/>
+              <w:bottom w:w="100" w:type="dxa"/>
+              <w:left w:w="120" w:type="dxa"/>
+              <w:right w:w="120" w:type="dxa"/>
+            </w:tcMar>
+          </w:tcPr>
+          <w:p>
+            <w:pPr>
+              <w:bidi/>
+              <w:jc w:val="start"/>
+            </w:pPr>
+            <w:r>
+              <w:t>+5 pt</w:t>
+            </w:r>
+          </w:p>
+        </w:tc>
+        <w:tc>
+          <w:tcPr>
+            <w:tcW w:type="dxa" w:w="3120"/>
+            <w:tcMar>
+              <w:top w:w="100" w:type="dxa"/>
+              <w:bottom w:w="100" w:type="dxa"/>
+              <w:left w:w="120" w:type="dxa"/>
+              <w:right w:w="120" w:type="dxa"/>
+            </w:tcMar>
+          </w:tcPr>
+          <w:p>
+            <w:pPr>
+              <w:bidi w:val="0"/>
+              <w:jc w:val="start"/>
+            </w:pPr>
+            <w:r>
+              <w:rPr>
+                <w:rtl w:val="0"/>
+              </w:rPr>
+              <w:t>14.64 €/kg</w:t>
+            </w:r>
+          </w:p>
+        </w:tc>
+      </w:tr>
+      <w:tr>
+        <w:trPr>
+          <w:cantSplit/>
+        </w:trPr>
+        <w:tc>
+          <w:tcPr>
+            <w:tcW w:type="dxa" w:w="3120"/>
+            <w:tcMar>
+              <w:top w:w="100" w:type="dxa"/>
+              <w:bottom w:w="100" w:type="dxa"/>
+              <w:left w:w="120" w:type="dxa"/>
+              <w:right w:w="120" w:type="dxa"/>
+            </w:tcMar>
+            <w:shd w:val="clear" w:fill="F2F7F3"/>
+          </w:tcPr>
+          <w:p>
+            <w:pPr>
+              <w:bidi/>
+              <w:jc w:val="start"/>
+            </w:pPr>
+            <w:r>
+              <w:t>Freight as share of ex-works</w:t>
+            </w:r>
+          </w:p>
+        </w:tc>
+        <w:tc>
+          <w:tcPr>
+            <w:tcW w:type="dxa" w:w="3120"/>
+            <w:tcMar>
+              <w:top w:w="100" w:type="dxa"/>
+              <w:bottom w:w="100" w:type="dxa"/>
+              <w:left w:w="120" w:type="dxa"/>
+              <w:right w:w="120" w:type="dxa"/>
+            </w:tcMar>
+            <w:shd w:val="clear" w:fill="F2F7F3"/>
+          </w:tcPr>
+          <w:p>
+            <w:pPr>
+              <w:bidi/>
+              <w:jc w:val="start"/>
+            </w:pPr>
+            <w:r>
+              <w:t>-5 pt</w:t>
+            </w:r>
+          </w:p>
+        </w:tc>
+        <w:tc>
+          <w:tcPr>
+            <w:tcW w:type="dxa" w:w="3120"/>
+            <w:tcMar>
+              <w:top w:w="100" w:type="dxa"/>
+              <w:bottom w:w="100" w:type="dxa"/>
+              <w:left w:w="120" w:type="dxa"/>
+              <w:right w:w="120" w:type="dxa"/>
+            </w:tcMar>
+            <w:shd w:val="clear" w:fill="F2F7F3"/>
+          </w:tcPr>
+          <w:p>
+            <w:pPr>
+              <w:bidi w:val="0"/>
+              <w:jc w:val="start"/>
+            </w:pPr>
+            <w:r>
+              <w:rPr>
+                <w:rtl w:val="0"/>
+              </w:rPr>
+              <w:t>16.0 €/kg</w:t>
+            </w:r>
+          </w:p>
+        </w:tc>
+      </w:tr>
+    </w:tbl>
+    <w:p>
+      <w:r>
+        <w:t>Each row changes one factor and holds the rest at the middle scenario — a reading of direction and size, not a forecast.</w:t>
+      </w:r>
+    </w:p>
+    <w:p>
+      <w:pPr>
         <w:pStyle w:val="Heading2"/>
       </w:pPr>
       <w:r>
@@ -2581,95 +2975,7 @@
         <w:pStyle w:val="ListBullet"/>
       </w:pPr>
       <w:r>
-        <w:t>Not yet met: Complete the evidence for cagr and reassess the decision — closing this condition requires Document the required inputs and recalculate before committing to sales.</w:t>
-      </w:r>
-    </w:p>
-    <w:p>
-      <w:pPr>
-        <w:pStyle w:val="ListBullet"/>
-      </w:pPr>
-      <w:r>
-        <w:t>Not yet met: Complete the evidence for income and reassess the decision — closing this condition requires Document the required inputs and recalculate before committing to sales.</w:t>
-      </w:r>
-    </w:p>
-    <w:p>
-      <w:pPr>
-        <w:pStyle w:val="ListBullet"/>
-      </w:pPr>
-      <w:r>
-        <w:t>Not yet met: Complete the evidence for saudi momentum and reassess the decision — closing this condition requires Document the required inputs and recalculate before committing to sales.</w:t>
-      </w:r>
-    </w:p>
-    <w:p>
-      <w:pPr>
-        <w:pStyle w:val="ListBullet"/>
-      </w:pPr>
-      <w:r>
-        <w:t>Not yet met: Complete the evidence for top share and reassess the decision — closing this condition requires Document the required inputs and recalculate before committing to sales.</w:t>
-      </w:r>
-    </w:p>
-    <w:p>
-      <w:pPr>
-        <w:pStyle w:val="ListBullet"/>
-      </w:pPr>
-      <w:r>
-        <w:t>Not yet met: Complete the evidence for named density and reassess the decision — closing this condition requires Document the required inputs and recalculate before committing to sales.</w:t>
-      </w:r>
-    </w:p>
-    <w:p>
-      <w:pPr>
-        <w:pStyle w:val="ListBullet"/>
-      </w:pPr>
-      <w:r>
-        <w:t>Not yet met: Complete the evidence for tariff and reassess the decision — closing this condition requires Document the required inputs and recalculate before committing to sales.</w:t>
-      </w:r>
-    </w:p>
-    <w:p>
-      <w:pPr>
-        <w:pStyle w:val="ListBullet"/>
-      </w:pPr>
-      <w:r>
-        <w:t>Not yet met: Complete the evidence for margin and reassess the decision — closing this condition requires Document the required inputs and recalculate before committing to sales.</w:t>
-      </w:r>
-    </w:p>
-    <w:p>
-      <w:pPr>
-        <w:pStyle w:val="ListBullet"/>
-      </w:pPr>
-      <w:r>
-        <w:t>Not yet met: Complete the evidence for price position and reassess the decision — closing this condition requires Document the required inputs and recalculate before committing to sales.</w:t>
-      </w:r>
-    </w:p>
-    <w:p>
-      <w:pPr>
-        <w:pStyle w:val="ListBullet"/>
-      </w:pPr>
-      <w:r>
-        <w:t>Not yet met: Complete the evidence for political stability and reassess the decision — closing this condition requires Document the required inputs and recalculate before committing to sales.</w:t>
-      </w:r>
-    </w:p>
-    <w:p>
-      <w:pPr>
-        <w:pStyle w:val="ListBullet"/>
-      </w:pPr>
-      <w:r>
-        <w:t>Not yet met: Complete the evidence for regulatory quality and reassess the decision — closing this condition requires Document the required inputs and recalculate before committing to sales.</w:t>
-      </w:r>
-    </w:p>
-    <w:p>
-      <w:pPr>
-        <w:pStyle w:val="ListBullet"/>
-      </w:pPr>
-      <w:r>
-        <w:t>Not yet met: Complete the evidence for logistics and reassess the decision — closing this condition requires Document the required inputs and recalculate before committing to sales.</w:t>
-      </w:r>
-    </w:p>
-    <w:p>
-      <w:pPr>
-        <w:pStyle w:val="ListBullet"/>
-      </w:pPr>
-      <w:r>
-        <w:t>Not yet met: Complete the evidence for fx stability and reassess the decision — closing this condition requires Document the required inputs and recalculate before committing to sales.</w:t>
+        <w:t>Not yet met: Complete the evidence for cagr, income, saudi momentum and 9 more and reassess the decision — closing this condition requires Document the required inputs and recalculate before committing to sales.</w:t>
       </w:r>
     </w:p>
     <w:tbl>

--- a/samples/client_report_latest_en.docx
+++ b/samples/client_report_latest_en.docx
@@ -344,7 +344,7 @@
               <w:jc w:val="start"/>
             </w:pPr>
             <w:r>
-              <w:t>2026-09-23</w:t>
+              <w:t>2026-10-15</w:t>
             </w:r>
           </w:p>
         </w:tc>
@@ -2995,8 +2995,7 @@
         <w:bidiVisual/>
       </w:tblPr>
       <w:tblGrid>
-        <w:gridCol w:w="4320"/>
-        <w:gridCol w:w="4320"/>
+        <w:gridCol w:w="8640"/>
       </w:tblGrid>
       <w:tr>
         <w:trPr>
@@ -3005,7 +3004,7 @@
         </w:trPr>
         <w:tc>
           <w:tcPr>
-            <w:tcW w:type="dxa" w:w="4680"/>
+            <w:tcW w:type="dxa" w:w="9360"/>
             <w:shd w:val="clear" w:fill="166534"/>
             <w:tcMar>
               <w:top w:w="100" w:type="dxa"/>
@@ -3028,31 +3027,6 @@
             </w:r>
           </w:p>
         </w:tc>
-        <w:tc>
-          <w:tcPr>
-            <w:tcW w:type="dxa" w:w="4680"/>
-            <w:shd w:val="clear" w:fill="166534"/>
-            <w:tcMar>
-              <w:top w:w="100" w:type="dxa"/>
-              <w:bottom w:w="100" w:type="dxa"/>
-              <w:left w:w="120" w:type="dxa"/>
-              <w:right w:w="120" w:type="dxa"/>
-            </w:tcMar>
-          </w:tcPr>
-          <w:p>
-            <w:pPr>
-              <w:bidi/>
-              <w:jc w:val="start"/>
-            </w:pPr>
-            <w:r>
-              <w:rPr>
-                <w:b/>
-                <w:color w:val="FFFFFF"/>
-              </w:rPr>
-              <w:t>How to find out</w:t>
-            </w:r>
-          </w:p>
-        </w:tc>
       </w:tr>
       <w:tr>
         <w:trPr>
@@ -3060,7 +3034,7 @@
         </w:trPr>
         <w:tc>
           <w:tcPr>
-            <w:tcW w:type="dxa" w:w="4680"/>
+            <w:tcW w:type="dxa" w:w="9360"/>
             <w:tcMar>
               <w:top w:w="100" w:type="dxa"/>
               <w:bottom w:w="100" w:type="dxa"/>
@@ -3075,26 +3049,6 @@
             </w:pPr>
             <w:r>
               <w:t>entry requirements — supported only by unofficial sources</w:t>
-            </w:r>
-          </w:p>
-        </w:tc>
-        <w:tc>
-          <w:tcPr>
-            <w:tcW w:type="dxa" w:w="4680"/>
-            <w:tcMar>
-              <w:top w:w="100" w:type="dxa"/>
-              <w:bottom w:w="100" w:type="dxa"/>
-              <w:left w:w="120" w:type="dxa"/>
-              <w:right w:w="120" w:type="dxa"/>
-            </w:tcMar>
-          </w:tcPr>
-          <w:p>
-            <w:pPr>
-              <w:bidi/>
-              <w:jc w:val="start"/>
-            </w:pPr>
-            <w:r>
-              <w:t>—</w:t>
             </w:r>
           </w:p>
         </w:tc>
@@ -3922,7 +3876,7 @@
               <w:jc w:val="start"/>
             </w:pPr>
             <w:r>
-              <w:t>2026-09-23</w:t>
+              <w:t>2026-10-15</w:t>
             </w:r>
           </w:p>
         </w:tc>

--- a/samples/client_report_latest_en.docx
+++ b/samples/client_report_latest_en.docx
@@ -2978,82 +2978,6 @@
         <w:t>Not yet met: Complete the evidence for cagr, income, saudi momentum and 9 more and reassess the decision — closing this condition requires Document the required inputs and recalculate before committing to sales.</w:t>
       </w:r>
     </w:p>
-    <w:tbl>
-      <w:tblPr>
-        <w:tblStyle w:val="TableGrid"/>
-        <w:tblW w:type="auto" w:w="0"/>
-        <w:tblLayout w:type="fixed"/>
-        <w:tblLook w:firstColumn="1" w:firstRow="1" w:lastColumn="0" w:lastRow="0" w:noHBand="0" w:noVBand="1" w:val="04A0"/>
-        <w:tblBorders>
-          <w:top w:val="single" w:sz="4" w:space="0" w:color="BBBBBB"/>
-          <w:left w:val="single" w:sz="4" w:space="0" w:color="BBBBBB"/>
-          <w:bottom w:val="single" w:sz="4" w:space="0" w:color="BBBBBB"/>
-          <w:right w:val="single" w:sz="4" w:space="0" w:color="BBBBBB"/>
-          <w:insideH w:val="single" w:sz="4" w:space="0" w:color="BBBBBB"/>
-          <w:insideV w:val="single" w:sz="4" w:space="0" w:color="BBBBBB"/>
-        </w:tblBorders>
-        <w:bidiVisual/>
-      </w:tblPr>
-      <w:tblGrid>
-        <w:gridCol w:w="8640"/>
-      </w:tblGrid>
-      <w:tr>
-        <w:trPr>
-          <w:cantSplit/>
-          <w:tblHeader/>
-        </w:trPr>
-        <w:tc>
-          <w:tcPr>
-            <w:tcW w:type="dxa" w:w="9360"/>
-            <w:shd w:val="clear" w:fill="166534"/>
-            <w:tcMar>
-              <w:top w:w="100" w:type="dxa"/>
-              <w:bottom w:w="100" w:type="dxa"/>
-              <w:left w:w="120" w:type="dxa"/>
-              <w:right w:w="120" w:type="dxa"/>
-            </w:tcMar>
-          </w:tcPr>
-          <w:p>
-            <w:pPr>
-              <w:bidi/>
-              <w:jc w:val="start"/>
-            </w:pPr>
-            <w:r>
-              <w:rPr>
-                <w:b/>
-                <w:color w:val="FFFFFF"/>
-              </w:rPr>
-              <w:t>What we don't know yet</w:t>
-            </w:r>
-          </w:p>
-        </w:tc>
-      </w:tr>
-      <w:tr>
-        <w:trPr>
-          <w:cantSplit/>
-        </w:trPr>
-        <w:tc>
-          <w:tcPr>
-            <w:tcW w:type="dxa" w:w="9360"/>
-            <w:tcMar>
-              <w:top w:w="100" w:type="dxa"/>
-              <w:bottom w:w="100" w:type="dxa"/>
-              <w:left w:w="120" w:type="dxa"/>
-              <w:right w:w="120" w:type="dxa"/>
-            </w:tcMar>
-          </w:tcPr>
-          <w:p>
-            <w:pPr>
-              <w:bidi/>
-              <w:jc w:val="start"/>
-            </w:pPr>
-            <w:r>
-              <w:t>entry requirements — supported only by unofficial sources</w:t>
-            </w:r>
-          </w:p>
-        </w:tc>
-      </w:tr>
-    </w:tbl>
     <w:p>
       <w:pPr>
         <w:pStyle w:val="Heading1"/>

--- a/samples/client_report_latest_en.docx
+++ b/samples/client_report_latest_en.docx
@@ -344,7 +344,7 @@
               <w:jc w:val="start"/>
             </w:pPr>
             <w:r>
-              <w:t>2026-10-15</w:t>
+              <w:t>2026-10-21</w:t>
             </w:r>
           </w:p>
         </w:tc>
@@ -2906,7 +2906,7 @@
         <w:pStyle w:val="ListBullet"/>
       </w:pPr>
       <w:r>
-        <w:t>How big is this market and is it growing? 38,000,000 USD (UN Comtrade)</w:t>
+        <w:t>How big is this market and is it growing? 38,000,000 USD (UN Comtrade 2023)</w:t>
       </w:r>
     </w:p>
     <w:p>
@@ -3800,7 +3800,7 @@
               <w:jc w:val="start"/>
             </w:pPr>
             <w:r>
-              <w:t>2026-10-15</w:t>
+              <w:t>2026-10-21</w:t>
             </w:r>
           </w:p>
         </w:tc>
